--- a/Bug 1.docx
+++ b/Bug 1.docx
@@ -2265,6 +2265,7 @@
           <w:bdr w:val="single" w:sz="2" w:space="0" w:color="auto" w:frame="1"/>
           <w:lang w:eastAsia="es-CL"/>
         </w:rPr>
+        <w:lastRenderedPageBreak/>
         <w:t>if</w:t>
       </w:r>
       <w:proofErr w:type="spellEnd"/>
@@ -2493,7 +2494,6 @@
           <w:bdr w:val="single" w:sz="2" w:space="0" w:color="auto" w:frame="1"/>
           <w:lang w:eastAsia="es-CL"/>
         </w:rPr>
-        <w:lastRenderedPageBreak/>
         <w:t xml:space="preserve">  </w:t>
       </w:r>
       <w:proofErr w:type="spellStart"/>
@@ -4613,6 +4613,7 @@
           <w:bdr w:val="single" w:sz="2" w:space="0" w:color="auto" w:frame="1"/>
           <w:lang w:eastAsia="es-CL"/>
         </w:rPr>
+        <w:lastRenderedPageBreak/>
         <w:t>//                                          "servicio" en español, archivo real es</w:t>
       </w:r>
     </w:p>
@@ -4754,7 +4755,6 @@
           <w:szCs w:val="21"/>
           <w:lang w:eastAsia="es-CL"/>
         </w:rPr>
-        <w:lastRenderedPageBreak/>
         <w:t>Bug 5 — SSR ejecuta </w:t>
       </w:r>
       <w:r>
@@ -6388,7 +6388,7 @@
       </w:pPr>
       <w:r>
         <w:pict>
-          <v:rect id="_x0000_i1035" style="width:0;height:0" o:hralign="center" o:hrstd="t" o:hr="t" fillcolor="#a0a0a0" stroked="f"/>
+          <v:rect id="_x0000_i1030" style="width:0;height:0" o:hralign="center" o:hrstd="t" o:hr="t" fillcolor="#a0a0a0" stroked="f"/>
         </w:pict>
       </w:r>
     </w:p>
@@ -6682,6 +6682,7 @@
           <w:sz w:val="21"/>
           <w:szCs w:val="21"/>
         </w:rPr>
+        <w:lastRenderedPageBreak/>
         <w:t>Todo eso </w:t>
       </w:r>
       <w:r>
@@ -6803,7 +6804,7 @@
       </w:pPr>
       <w:r>
         <w:pict>
-          <v:rect id="_x0000_i1036" style="width:0;height:0" o:hralign="center" o:hrstd="t" o:hr="t" fillcolor="#a0a0a0" stroked="f"/>
+          <v:rect id="_x0000_i1031" style="width:0;height:0" o:hralign="center" o:hrstd="t" o:hr="t" fillcolor="#a0a0a0" stroked="f"/>
         </w:pict>
       </w:r>
     </w:p>
@@ -7606,7 +7607,7 @@
       </w:pPr>
       <w:r>
         <w:pict>
-          <v:rect id="_x0000_i1037" style="width:0;height:0" o:hralign="center" o:hrstd="t" o:hr="t" fillcolor="#a0a0a0" stroked="f"/>
+          <v:rect id="_x0000_i1032" style="width:0;height:0" o:hralign="center" o:hrstd="t" o:hr="t" fillcolor="#a0a0a0" stroked="f"/>
         </w:pict>
       </w:r>
     </w:p>
@@ -7995,7 +7996,7 @@
       </w:pPr>
       <w:r>
         <w:pict>
-          <v:rect id="_x0000_i1038" style="width:0;height:0" o:hralign="center" o:hrstd="t" o:hr="t" fillcolor="#a0a0a0" stroked="f"/>
+          <v:rect id="_x0000_i1033" style="width:0;height:0" o:hralign="center" o:hrstd="t" o:hr="t" fillcolor="#a0a0a0" stroked="f"/>
         </w:pict>
       </w:r>
     </w:p>
@@ -8501,8 +8502,9 @@
         </w:rPr>
       </w:pPr>
       <w:r>
+        <w:lastRenderedPageBreak/>
         <w:pict>
-          <v:rect id="_x0000_i1039" style="width:0;height:0" o:hralign="center" o:hrstd="t" o:hr="t" fillcolor="#a0a0a0" stroked="f"/>
+          <v:rect id="_x0000_i1034" style="width:0;height:0" o:hralign="center" o:hrstd="t" o:hr="t" fillcolor="#a0a0a0" stroked="f"/>
         </w:pict>
       </w:r>
     </w:p>
@@ -8631,10 +8633,2573 @@
       </w:r>
     </w:p>
     <w:p>
+      <w:pPr>
+        <w:pStyle w:val="NormalWeb"/>
+        <w:pBdr>
+          <w:top w:val="single" w:sz="2" w:space="0" w:color="auto"/>
+          <w:left w:val="single" w:sz="2" w:space="0" w:color="auto"/>
+          <w:bottom w:val="single" w:sz="2" w:space="0" w:color="auto"/>
+          <w:right w:val="single" w:sz="2" w:space="0" w:color="auto"/>
+        </w:pBdr>
+        <w:shd w:val="clear" w:color="auto" w:fill="FCFCFC"/>
+        <w:spacing w:before="0" w:beforeAutospacing="0" w:after="0" w:afterAutospacing="0"/>
+        <w:rPr>
+          <w:rFonts w:ascii="Inter Fallback" w:hAnsi="Inter Fallback"/>
+          <w:color w:val="070504"/>
+          <w:sz w:val="21"/>
+          <w:szCs w:val="21"/>
+        </w:rPr>
+      </w:pPr>
+    </w:p>
+    <w:p>
+      <w:pPr>
+        <w:pStyle w:val="NormalWeb"/>
+        <w:pBdr>
+          <w:top w:val="single" w:sz="2" w:space="0" w:color="auto"/>
+          <w:left w:val="single" w:sz="2" w:space="0" w:color="auto"/>
+          <w:bottom w:val="single" w:sz="2" w:space="0" w:color="auto"/>
+          <w:right w:val="single" w:sz="2" w:space="0" w:color="auto"/>
+        </w:pBdr>
+        <w:shd w:val="clear" w:color="auto" w:fill="FCFCFC"/>
+        <w:spacing w:before="0" w:beforeAutospacing="0" w:after="0" w:afterAutospacing="0"/>
+        <w:rPr>
+          <w:rFonts w:ascii="Inter Fallback" w:hAnsi="Inter Fallback"/>
+          <w:color w:val="070504"/>
+          <w:sz w:val="21"/>
+          <w:szCs w:val="21"/>
+        </w:rPr>
+      </w:pPr>
+    </w:p>
+    <w:p/>
+    <w:p/>
+    <w:p>
+      <w:pPr>
+        <w:pStyle w:val="Ttulo3"/>
+        <w:pBdr>
+          <w:top w:val="single" w:sz="2" w:space="0" w:color="auto"/>
+          <w:left w:val="single" w:sz="2" w:space="0" w:color="auto"/>
+          <w:bottom w:val="single" w:sz="2" w:space="0" w:color="auto"/>
+          <w:right w:val="single" w:sz="2" w:space="0" w:color="auto"/>
+        </w:pBdr>
+        <w:shd w:val="clear" w:color="auto" w:fill="FCFCFC"/>
+        <w:spacing w:before="0" w:line="315" w:lineRule="atLeast"/>
+        <w:rPr>
+          <w:rFonts w:ascii="Inter Fallback" w:hAnsi="Inter Fallback"/>
+          <w:color w:val="070504"/>
+          <w:sz w:val="21"/>
+          <w:szCs w:val="21"/>
+        </w:rPr>
+      </w:pPr>
+      <w:r>
+        <w:rPr>
+          <w:rFonts w:ascii="Inter Fallback" w:hAnsi="Inter Fallback"/>
+          <w:b/>
+          <w:bCs/>
+          <w:color w:val="070504"/>
+          <w:sz w:val="21"/>
+          <w:szCs w:val="21"/>
+        </w:rPr>
+        <w:t>Conflicto entre </w:t>
+      </w:r>
+      <w:proofErr w:type="spellStart"/>
+      <w:r>
+        <w:rPr>
+          <w:rStyle w:val="CdigoHTML"/>
+          <w:rFonts w:ascii="Consolas" w:eastAsiaTheme="majorEastAsia" w:hAnsi="Consolas"/>
+          <w:b/>
+          <w:bCs/>
+          <w:color w:val="00CEB9"/>
+          <w:sz w:val="21"/>
+          <w:szCs w:val="21"/>
+          <w:bdr w:val="single" w:sz="2" w:space="0" w:color="auto" w:frame="1"/>
+        </w:rPr>
+        <w:t>SessionService</w:t>
+      </w:r>
+      <w:proofErr w:type="spellEnd"/>
+      <w:r>
+        <w:rPr>
+          <w:rFonts w:ascii="Inter Fallback" w:hAnsi="Inter Fallback"/>
+          <w:b/>
+          <w:bCs/>
+          <w:color w:val="070504"/>
+          <w:sz w:val="21"/>
+          <w:szCs w:val="21"/>
+        </w:rPr>
+        <w:t> y </w:t>
+      </w:r>
+      <w:proofErr w:type="spellStart"/>
+      <w:r>
+        <w:rPr>
+          <w:rStyle w:val="CdigoHTML"/>
+          <w:rFonts w:ascii="Consolas" w:eastAsiaTheme="majorEastAsia" w:hAnsi="Consolas"/>
+          <w:b/>
+          <w:bCs/>
+          <w:color w:val="00CEB9"/>
+          <w:sz w:val="21"/>
+          <w:szCs w:val="21"/>
+          <w:bdr w:val="single" w:sz="2" w:space="0" w:color="auto" w:frame="1"/>
+        </w:rPr>
+        <w:t>TokenStorageService</w:t>
+      </w:r>
+      <w:proofErr w:type="spellEnd"/>
+    </w:p>
+    <w:p>
+      <w:pPr>
+        <w:pStyle w:val="NormalWeb"/>
+        <w:pBdr>
+          <w:top w:val="single" w:sz="2" w:space="0" w:color="auto"/>
+          <w:left w:val="single" w:sz="2" w:space="0" w:color="auto"/>
+          <w:bottom w:val="single" w:sz="2" w:space="0" w:color="auto"/>
+          <w:right w:val="single" w:sz="2" w:space="0" w:color="auto"/>
+        </w:pBdr>
+        <w:shd w:val="clear" w:color="auto" w:fill="FCFCFC"/>
+        <w:spacing w:before="0" w:after="0"/>
+        <w:rPr>
+          <w:rFonts w:ascii="Inter Fallback" w:hAnsi="Inter Fallback"/>
+          <w:color w:val="070504"/>
+          <w:sz w:val="21"/>
+          <w:szCs w:val="21"/>
+        </w:rPr>
+      </w:pPr>
+      <w:r>
+        <w:rPr>
+          <w:rFonts w:ascii="Inter Fallback" w:hAnsi="Inter Fallback"/>
+          <w:color w:val="070504"/>
+          <w:sz w:val="21"/>
+          <w:szCs w:val="21"/>
+        </w:rPr>
+        <w:t>Ambos usan la misma clave </w:t>
+      </w:r>
+      <w:proofErr w:type="spellStart"/>
+      <w:r>
+        <w:rPr>
+          <w:rStyle w:val="CdigoHTML"/>
+          <w:rFonts w:ascii="Consolas" w:hAnsi="Consolas"/>
+          <w:color w:val="00CEB9"/>
+          <w:sz w:val="21"/>
+          <w:szCs w:val="21"/>
+          <w:bdr w:val="single" w:sz="2" w:space="0" w:color="auto" w:frame="1"/>
+        </w:rPr>
+        <w:t>auth_</w:t>
+      </w:r>
+      <w:proofErr w:type="gramStart"/>
+      <w:r>
+        <w:rPr>
+          <w:rStyle w:val="CdigoHTML"/>
+          <w:rFonts w:ascii="Consolas" w:hAnsi="Consolas"/>
+          <w:color w:val="00CEB9"/>
+          <w:sz w:val="21"/>
+          <w:szCs w:val="21"/>
+          <w:bdr w:val="single" w:sz="2" w:space="0" w:color="auto" w:frame="1"/>
+        </w:rPr>
+        <w:t>token</w:t>
+      </w:r>
+      <w:proofErr w:type="spellEnd"/>
+      <w:proofErr w:type="gramEnd"/>
+      <w:r>
+        <w:rPr>
+          <w:rFonts w:ascii="Inter Fallback" w:hAnsi="Inter Fallback"/>
+          <w:color w:val="070504"/>
+          <w:sz w:val="21"/>
+          <w:szCs w:val="21"/>
+        </w:rPr>
+        <w:t> pero son servicios </w:t>
+      </w:r>
+      <w:r>
+        <w:rPr>
+          <w:rStyle w:val="Textoennegrita"/>
+          <w:rFonts w:ascii="Inter Fallback" w:hAnsi="Inter Fallback"/>
+          <w:b w:val="0"/>
+          <w:bCs w:val="0"/>
+          <w:color w:val="070504"/>
+          <w:sz w:val="21"/>
+          <w:szCs w:val="21"/>
+          <w:bdr w:val="single" w:sz="2" w:space="0" w:color="auto" w:frame="1"/>
+        </w:rPr>
+        <w:t>independientes</w:t>
+      </w:r>
+      <w:r>
+        <w:rPr>
+          <w:rFonts w:ascii="Inter Fallback" w:hAnsi="Inter Fallback"/>
+          <w:color w:val="070504"/>
+          <w:sz w:val="21"/>
+          <w:szCs w:val="21"/>
+        </w:rPr>
+        <w:t xml:space="preserve">. Si el </w:t>
+      </w:r>
+      <w:proofErr w:type="spellStart"/>
+      <w:r>
+        <w:rPr>
+          <w:rFonts w:ascii="Inter Fallback" w:hAnsi="Inter Fallback"/>
+          <w:color w:val="070504"/>
+          <w:sz w:val="21"/>
+          <w:szCs w:val="21"/>
+        </w:rPr>
+        <w:t>login</w:t>
+      </w:r>
+      <w:proofErr w:type="spellEnd"/>
+      <w:r>
+        <w:rPr>
+          <w:rFonts w:ascii="Inter Fallback" w:hAnsi="Inter Fallback"/>
+          <w:color w:val="070504"/>
+          <w:sz w:val="21"/>
+          <w:szCs w:val="21"/>
+        </w:rPr>
+        <w:t xml:space="preserve"> llama a </w:t>
+      </w:r>
+      <w:proofErr w:type="spellStart"/>
+      <w:r>
+        <w:rPr>
+          <w:rStyle w:val="CdigoHTML"/>
+          <w:rFonts w:ascii="Consolas" w:hAnsi="Consolas"/>
+          <w:color w:val="00CEB9"/>
+          <w:sz w:val="21"/>
+          <w:szCs w:val="21"/>
+          <w:bdr w:val="single" w:sz="2" w:space="0" w:color="auto" w:frame="1"/>
+        </w:rPr>
+        <w:t>SessionService.setToken</w:t>
+      </w:r>
+      <w:proofErr w:type="spellEnd"/>
+      <w:r>
+        <w:rPr>
+          <w:rStyle w:val="CdigoHTML"/>
+          <w:rFonts w:ascii="Consolas" w:hAnsi="Consolas"/>
+          <w:color w:val="00CEB9"/>
+          <w:sz w:val="21"/>
+          <w:szCs w:val="21"/>
+          <w:bdr w:val="single" w:sz="2" w:space="0" w:color="auto" w:frame="1"/>
+        </w:rPr>
+        <w:t>()</w:t>
+      </w:r>
+      <w:r>
+        <w:rPr>
+          <w:rFonts w:ascii="Inter Fallback" w:hAnsi="Inter Fallback"/>
+          <w:color w:val="070504"/>
+          <w:sz w:val="21"/>
+          <w:szCs w:val="21"/>
+        </w:rPr>
+        <w:t> pero otro lado lee con </w:t>
+      </w:r>
+      <w:proofErr w:type="spellStart"/>
+      <w:proofErr w:type="gramStart"/>
+      <w:r>
+        <w:rPr>
+          <w:rStyle w:val="CdigoHTML"/>
+          <w:rFonts w:ascii="Consolas" w:hAnsi="Consolas"/>
+          <w:color w:val="00CEB9"/>
+          <w:sz w:val="21"/>
+          <w:szCs w:val="21"/>
+          <w:bdr w:val="single" w:sz="2" w:space="0" w:color="auto" w:frame="1"/>
+        </w:rPr>
+        <w:t>TokenStorageService.get</w:t>
+      </w:r>
+      <w:proofErr w:type="spellEnd"/>
+      <w:r>
+        <w:rPr>
+          <w:rStyle w:val="CdigoHTML"/>
+          <w:rFonts w:ascii="Consolas" w:hAnsi="Consolas"/>
+          <w:color w:val="00CEB9"/>
+          <w:sz w:val="21"/>
+          <w:szCs w:val="21"/>
+          <w:bdr w:val="single" w:sz="2" w:space="0" w:color="auto" w:frame="1"/>
+        </w:rPr>
+        <w:t>(</w:t>
+      </w:r>
+      <w:proofErr w:type="gramEnd"/>
+      <w:r>
+        <w:rPr>
+          <w:rStyle w:val="CdigoHTML"/>
+          <w:rFonts w:ascii="Consolas" w:hAnsi="Consolas"/>
+          <w:color w:val="00CEB9"/>
+          <w:sz w:val="21"/>
+          <w:szCs w:val="21"/>
+          <w:bdr w:val="single" w:sz="2" w:space="0" w:color="auto" w:frame="1"/>
+        </w:rPr>
+        <w:t>)</w:t>
+      </w:r>
+      <w:r>
+        <w:rPr>
+          <w:rFonts w:ascii="Inter Fallback" w:hAnsi="Inter Fallback"/>
+          <w:color w:val="070504"/>
+          <w:sz w:val="21"/>
+          <w:szCs w:val="21"/>
+        </w:rPr>
+        <w:t>, o viceversa, parece que no guarda nada cuando en realidad sí guarda pero se lee desde el servicio equivocado.</w:t>
+      </w:r>
+    </w:p>
+    <w:p>
+      <w:pPr>
+        <w:rPr>
+          <w:rFonts w:ascii="Times New Roman" w:hAnsi="Times New Roman"/>
+          <w:sz w:val="24"/>
+          <w:szCs w:val="24"/>
+        </w:rPr>
+      </w:pPr>
+      <w:r>
+        <w:pict>
+          <v:rect id="_x0000_i1035" style="width:0;height:0" o:hralign="center" o:hrstd="t" o:hr="t" fillcolor="#a0a0a0" stroked="f"/>
+        </w:pict>
+      </w:r>
+    </w:p>
+    <w:p>
+      <w:pPr>
+        <w:pStyle w:val="Ttulo3"/>
+        <w:pBdr>
+          <w:top w:val="single" w:sz="2" w:space="0" w:color="auto"/>
+          <w:left w:val="single" w:sz="2" w:space="0" w:color="auto"/>
+          <w:bottom w:val="single" w:sz="2" w:space="0" w:color="auto"/>
+          <w:right w:val="single" w:sz="2" w:space="0" w:color="auto"/>
+        </w:pBdr>
+        <w:shd w:val="clear" w:color="auto" w:fill="FCFCFC"/>
+        <w:spacing w:before="0" w:line="315" w:lineRule="atLeast"/>
+        <w:rPr>
+          <w:rFonts w:ascii="Inter Fallback" w:hAnsi="Inter Fallback"/>
+          <w:color w:val="070504"/>
+          <w:sz w:val="21"/>
+          <w:szCs w:val="21"/>
+        </w:rPr>
+      </w:pPr>
+      <w:r>
+        <w:rPr>
+          <w:rFonts w:ascii="Inter Fallback" w:hAnsi="Inter Fallback"/>
+          <w:b/>
+          <w:bCs/>
+          <w:color w:val="070504"/>
+          <w:sz w:val="21"/>
+          <w:szCs w:val="21"/>
+        </w:rPr>
+        <w:t>2. </w:t>
+      </w:r>
+      <w:proofErr w:type="spellStart"/>
+      <w:r>
+        <w:rPr>
+          <w:rStyle w:val="CdigoHTML"/>
+          <w:rFonts w:ascii="Consolas" w:eastAsiaTheme="majorEastAsia" w:hAnsi="Consolas"/>
+          <w:b/>
+          <w:bCs/>
+          <w:color w:val="00CEB9"/>
+          <w:sz w:val="21"/>
+          <w:szCs w:val="21"/>
+          <w:bdr w:val="single" w:sz="2" w:space="0" w:color="auto" w:frame="1"/>
+        </w:rPr>
+        <w:t>AuthService.saveToken</w:t>
+      </w:r>
+      <w:proofErr w:type="spellEnd"/>
+      <w:r>
+        <w:rPr>
+          <w:rStyle w:val="CdigoHTML"/>
+          <w:rFonts w:ascii="Consolas" w:eastAsiaTheme="majorEastAsia" w:hAnsi="Consolas"/>
+          <w:b/>
+          <w:bCs/>
+          <w:color w:val="00CEB9"/>
+          <w:sz w:val="21"/>
+          <w:szCs w:val="21"/>
+          <w:bdr w:val="single" w:sz="2" w:space="0" w:color="auto" w:frame="1"/>
+        </w:rPr>
+        <w:t>()</w:t>
+      </w:r>
+      <w:r>
+        <w:rPr>
+          <w:rFonts w:ascii="Inter Fallback" w:hAnsi="Inter Fallback"/>
+          <w:b/>
+          <w:bCs/>
+          <w:color w:val="070504"/>
+          <w:sz w:val="21"/>
+          <w:szCs w:val="21"/>
+        </w:rPr>
+        <w:t xml:space="preserve"> no es llamado después del </w:t>
+      </w:r>
+      <w:proofErr w:type="spellStart"/>
+      <w:r>
+        <w:rPr>
+          <w:rFonts w:ascii="Inter Fallback" w:hAnsi="Inter Fallback"/>
+          <w:b/>
+          <w:bCs/>
+          <w:color w:val="070504"/>
+          <w:sz w:val="21"/>
+          <w:szCs w:val="21"/>
+        </w:rPr>
+        <w:t>login</w:t>
+      </w:r>
+      <w:proofErr w:type="spellEnd"/>
+    </w:p>
+    <w:p>
+      <w:pPr>
+        <w:pStyle w:val="NormalWeb"/>
+        <w:pBdr>
+          <w:top w:val="single" w:sz="2" w:space="0" w:color="auto"/>
+          <w:left w:val="single" w:sz="2" w:space="0" w:color="auto"/>
+          <w:bottom w:val="single" w:sz="2" w:space="0" w:color="auto"/>
+          <w:right w:val="single" w:sz="2" w:space="0" w:color="auto"/>
+        </w:pBdr>
+        <w:shd w:val="clear" w:color="auto" w:fill="FCFCFC"/>
+        <w:spacing w:before="0" w:after="0"/>
+        <w:rPr>
+          <w:rFonts w:ascii="Inter Fallback" w:hAnsi="Inter Fallback"/>
+          <w:color w:val="070504"/>
+          <w:sz w:val="21"/>
+          <w:szCs w:val="21"/>
+        </w:rPr>
+      </w:pPr>
+      <w:r>
+        <w:rPr>
+          <w:rFonts w:ascii="Inter Fallback" w:hAnsi="Inter Fallback"/>
+          <w:color w:val="070504"/>
+          <w:sz w:val="21"/>
+          <w:szCs w:val="21"/>
+        </w:rPr>
+        <w:t>El código del </w:t>
+      </w:r>
+      <w:proofErr w:type="spellStart"/>
+      <w:r>
+        <w:rPr>
+          <w:rStyle w:val="CdigoHTML"/>
+          <w:rFonts w:ascii="Consolas" w:hAnsi="Consolas"/>
+          <w:color w:val="00CEB9"/>
+          <w:sz w:val="21"/>
+          <w:szCs w:val="21"/>
+          <w:bdr w:val="single" w:sz="2" w:space="0" w:color="auto" w:frame="1"/>
+        </w:rPr>
+        <w:t>AuthService</w:t>
+      </w:r>
+      <w:proofErr w:type="spellEnd"/>
+      <w:r>
+        <w:rPr>
+          <w:rFonts w:ascii="Inter Fallback" w:hAnsi="Inter Fallback"/>
+          <w:color w:val="070504"/>
+          <w:sz w:val="21"/>
+          <w:szCs w:val="21"/>
+        </w:rPr>
+        <w:t> está cortado. El flujo correcto sería:</w:t>
+      </w:r>
+    </w:p>
+    <w:p>
+      <w:pPr>
+        <w:pStyle w:val="HTMLconformatoprevio"/>
+        <w:pBdr>
+          <w:top w:val="single" w:sz="6" w:space="6" w:color="DCDCDB"/>
+          <w:left w:val="single" w:sz="6" w:space="9" w:color="DCDCDB"/>
+          <w:bottom w:val="single" w:sz="6" w:space="6" w:color="DCDCDB"/>
+          <w:right w:val="single" w:sz="6" w:space="9" w:color="DCDCDB"/>
+        </w:pBdr>
+        <w:shd w:val="clear" w:color="auto" w:fill="FCFCFC"/>
+        <w:rPr>
+          <w:rStyle w:val="CdigoHTML"/>
+          <w:rFonts w:ascii="Consolas" w:hAnsi="Consolas"/>
+          <w:color w:val="161210"/>
+          <w:bdr w:val="single" w:sz="2" w:space="0" w:color="auto" w:frame="1"/>
+        </w:rPr>
+      </w:pPr>
+      <w:r>
+        <w:rPr>
+          <w:rStyle w:val="line"/>
+          <w:rFonts w:ascii="Consolas" w:hAnsi="Consolas"/>
+          <w:color w:val="7A7A7A"/>
+          <w:bdr w:val="single" w:sz="2" w:space="0" w:color="auto" w:frame="1"/>
+        </w:rPr>
+        <w:t xml:space="preserve">// En el componente de </w:t>
+      </w:r>
+      <w:proofErr w:type="spellStart"/>
+      <w:r>
+        <w:rPr>
+          <w:rStyle w:val="line"/>
+          <w:rFonts w:ascii="Consolas" w:hAnsi="Consolas"/>
+          <w:color w:val="7A7A7A"/>
+          <w:bdr w:val="single" w:sz="2" w:space="0" w:color="auto" w:frame="1"/>
+        </w:rPr>
+        <w:t>login</w:t>
+      </w:r>
+      <w:proofErr w:type="spellEnd"/>
+      <w:r>
+        <w:rPr>
+          <w:rStyle w:val="line"/>
+          <w:rFonts w:ascii="Consolas" w:hAnsi="Consolas"/>
+          <w:color w:val="7A7A7A"/>
+          <w:bdr w:val="single" w:sz="2" w:space="0" w:color="auto" w:frame="1"/>
+        </w:rPr>
+        <w:t xml:space="preserve">, al recibir respuesta del </w:t>
+      </w:r>
+      <w:proofErr w:type="spellStart"/>
+      <w:r>
+        <w:rPr>
+          <w:rStyle w:val="line"/>
+          <w:rFonts w:ascii="Consolas" w:hAnsi="Consolas"/>
+          <w:color w:val="7A7A7A"/>
+          <w:bdr w:val="single" w:sz="2" w:space="0" w:color="auto" w:frame="1"/>
+        </w:rPr>
+        <w:t>backend</w:t>
+      </w:r>
+      <w:proofErr w:type="spellEnd"/>
+      <w:r>
+        <w:rPr>
+          <w:rStyle w:val="line"/>
+          <w:rFonts w:ascii="Consolas" w:hAnsi="Consolas"/>
+          <w:color w:val="7A7A7A"/>
+          <w:bdr w:val="single" w:sz="2" w:space="0" w:color="auto" w:frame="1"/>
+        </w:rPr>
+        <w:t>:</w:t>
+      </w:r>
+    </w:p>
+    <w:p>
+      <w:pPr>
+        <w:pStyle w:val="HTMLconformatoprevio"/>
+        <w:pBdr>
+          <w:top w:val="single" w:sz="6" w:space="6" w:color="DCDCDB"/>
+          <w:left w:val="single" w:sz="6" w:space="9" w:color="DCDCDB"/>
+          <w:bottom w:val="single" w:sz="6" w:space="6" w:color="DCDCDB"/>
+          <w:right w:val="single" w:sz="6" w:space="9" w:color="DCDCDB"/>
+        </w:pBdr>
+        <w:shd w:val="clear" w:color="auto" w:fill="FCFCFC"/>
+        <w:rPr>
+          <w:rStyle w:val="CdigoHTML"/>
+          <w:rFonts w:ascii="Consolas" w:hAnsi="Consolas"/>
+          <w:color w:val="161210"/>
+          <w:bdr w:val="single" w:sz="2" w:space="0" w:color="auto" w:frame="1"/>
+        </w:rPr>
+      </w:pPr>
+      <w:proofErr w:type="spellStart"/>
+      <w:proofErr w:type="gramStart"/>
+      <w:r>
+        <w:rPr>
+          <w:rStyle w:val="line"/>
+          <w:rFonts w:ascii="Consolas" w:hAnsi="Consolas"/>
+          <w:color w:val="007B80"/>
+          <w:bdr w:val="single" w:sz="2" w:space="0" w:color="auto" w:frame="1"/>
+        </w:rPr>
+        <w:t>this</w:t>
+      </w:r>
+      <w:r>
+        <w:rPr>
+          <w:rStyle w:val="line"/>
+          <w:rFonts w:ascii="Consolas" w:hAnsi="Consolas"/>
+          <w:color w:val="161210"/>
+          <w:bdr w:val="single" w:sz="2" w:space="0" w:color="auto" w:frame="1"/>
+        </w:rPr>
+        <w:t>.</w:t>
+      </w:r>
+      <w:r>
+        <w:rPr>
+          <w:rStyle w:val="line"/>
+          <w:rFonts w:ascii="Consolas" w:hAnsi="Consolas"/>
+          <w:color w:val="070504"/>
+          <w:bdr w:val="single" w:sz="2" w:space="0" w:color="auto" w:frame="1"/>
+        </w:rPr>
+        <w:t>authService</w:t>
+      </w:r>
+      <w:r>
+        <w:rPr>
+          <w:rStyle w:val="line"/>
+          <w:rFonts w:ascii="Consolas" w:hAnsi="Consolas"/>
+          <w:color w:val="161210"/>
+          <w:bdr w:val="single" w:sz="2" w:space="0" w:color="auto" w:frame="1"/>
+        </w:rPr>
+        <w:t>.</w:t>
+      </w:r>
+      <w:r>
+        <w:rPr>
+          <w:rStyle w:val="line"/>
+          <w:rFonts w:ascii="Consolas" w:hAnsi="Consolas"/>
+          <w:color w:val="034CFF"/>
+          <w:bdr w:val="single" w:sz="2" w:space="0" w:color="auto" w:frame="1"/>
+        </w:rPr>
+        <w:t>saveToken</w:t>
+      </w:r>
+      <w:proofErr w:type="spellEnd"/>
+      <w:proofErr w:type="gramEnd"/>
+      <w:r>
+        <w:rPr>
+          <w:rStyle w:val="line"/>
+          <w:rFonts w:ascii="Consolas" w:hAnsi="Consolas"/>
+          <w:color w:val="161210"/>
+          <w:bdr w:val="single" w:sz="2" w:space="0" w:color="auto" w:frame="1"/>
+        </w:rPr>
+        <w:t>(</w:t>
+      </w:r>
+      <w:proofErr w:type="spellStart"/>
+      <w:r>
+        <w:rPr>
+          <w:rStyle w:val="line"/>
+          <w:rFonts w:ascii="Consolas" w:hAnsi="Consolas"/>
+          <w:color w:val="070504"/>
+          <w:bdr w:val="single" w:sz="2" w:space="0" w:color="auto" w:frame="1"/>
+        </w:rPr>
+        <w:t>response</w:t>
+      </w:r>
+      <w:r>
+        <w:rPr>
+          <w:rStyle w:val="line"/>
+          <w:rFonts w:ascii="Consolas" w:hAnsi="Consolas"/>
+          <w:color w:val="161210"/>
+          <w:bdr w:val="single" w:sz="2" w:space="0" w:color="auto" w:frame="1"/>
+        </w:rPr>
+        <w:t>.</w:t>
+      </w:r>
+      <w:r>
+        <w:rPr>
+          <w:rStyle w:val="line"/>
+          <w:rFonts w:ascii="Consolas" w:hAnsi="Consolas"/>
+          <w:color w:val="070504"/>
+          <w:bdr w:val="single" w:sz="2" w:space="0" w:color="auto" w:frame="1"/>
+        </w:rPr>
+        <w:t>token</w:t>
+      </w:r>
+      <w:proofErr w:type="spellEnd"/>
+      <w:r>
+        <w:rPr>
+          <w:rStyle w:val="line"/>
+          <w:rFonts w:ascii="Consolas" w:hAnsi="Consolas"/>
+          <w:color w:val="161210"/>
+          <w:bdr w:val="single" w:sz="2" w:space="0" w:color="auto" w:frame="1"/>
+        </w:rPr>
+        <w:t>);</w:t>
+      </w:r>
+    </w:p>
+    <w:p>
+      <w:pPr>
+        <w:pStyle w:val="NormalWeb"/>
+        <w:pBdr>
+          <w:top w:val="single" w:sz="2" w:space="0" w:color="auto"/>
+          <w:left w:val="single" w:sz="2" w:space="0" w:color="auto"/>
+          <w:bottom w:val="single" w:sz="2" w:space="0" w:color="auto"/>
+          <w:right w:val="single" w:sz="2" w:space="0" w:color="auto"/>
+        </w:pBdr>
+        <w:shd w:val="clear" w:color="auto" w:fill="FCFCFC"/>
+        <w:spacing w:before="0" w:after="0"/>
+        <w:rPr>
+          <w:rFonts w:ascii="Inter Fallback" w:hAnsi="Inter Fallback"/>
+          <w:color w:val="070504"/>
+          <w:sz w:val="21"/>
+          <w:szCs w:val="21"/>
+        </w:rPr>
+      </w:pPr>
+      <w:r>
+        <w:rPr>
+          <w:rFonts w:ascii="Inter Fallback" w:hAnsi="Inter Fallback"/>
+          <w:color w:val="070504"/>
+          <w:sz w:val="21"/>
+          <w:szCs w:val="21"/>
+        </w:rPr>
+        <w:t>Si en vez de eso se llama a </w:t>
+      </w:r>
+      <w:proofErr w:type="spellStart"/>
+      <w:r>
+        <w:rPr>
+          <w:rStyle w:val="CdigoHTML"/>
+          <w:rFonts w:ascii="Consolas" w:hAnsi="Consolas"/>
+          <w:color w:val="00CEB9"/>
+          <w:sz w:val="21"/>
+          <w:szCs w:val="21"/>
+          <w:bdr w:val="single" w:sz="2" w:space="0" w:color="auto" w:frame="1"/>
+        </w:rPr>
+        <w:t>SessionService.setToken</w:t>
+      </w:r>
+      <w:proofErr w:type="spellEnd"/>
+      <w:r>
+        <w:rPr>
+          <w:rStyle w:val="CdigoHTML"/>
+          <w:rFonts w:ascii="Consolas" w:hAnsi="Consolas"/>
+          <w:color w:val="00CEB9"/>
+          <w:sz w:val="21"/>
+          <w:szCs w:val="21"/>
+          <w:bdr w:val="single" w:sz="2" w:space="0" w:color="auto" w:frame="1"/>
+        </w:rPr>
+        <w:t>()</w:t>
+      </w:r>
+      <w:r>
+        <w:rPr>
+          <w:rFonts w:ascii="Inter Fallback" w:hAnsi="Inter Fallback"/>
+          <w:color w:val="070504"/>
+          <w:sz w:val="21"/>
+          <w:szCs w:val="21"/>
+        </w:rPr>
+        <w:t> o se guarda directo, el </w:t>
+      </w:r>
+      <w:proofErr w:type="spellStart"/>
+      <w:r>
+        <w:rPr>
+          <w:rStyle w:val="CdigoHTML"/>
+          <w:rFonts w:ascii="Consolas" w:hAnsi="Consolas"/>
+          <w:color w:val="00CEB9"/>
+          <w:sz w:val="21"/>
+          <w:szCs w:val="21"/>
+          <w:bdr w:val="single" w:sz="2" w:space="0" w:color="auto" w:frame="1"/>
+        </w:rPr>
+        <w:t>TokenStorageService</w:t>
+      </w:r>
+      <w:proofErr w:type="spellEnd"/>
+      <w:r>
+        <w:rPr>
+          <w:rFonts w:ascii="Inter Fallback" w:hAnsi="Inter Fallback"/>
+          <w:color w:val="070504"/>
+          <w:sz w:val="21"/>
+          <w:szCs w:val="21"/>
+        </w:rPr>
+        <w:t> nunca se invoca.</w:t>
+      </w:r>
+    </w:p>
+    <w:p>
+      <w:pPr>
+        <w:rPr>
+          <w:rFonts w:ascii="Times New Roman" w:hAnsi="Times New Roman"/>
+          <w:sz w:val="24"/>
+          <w:szCs w:val="24"/>
+        </w:rPr>
+      </w:pPr>
+      <w:r>
+        <w:pict>
+          <v:rect id="_x0000_i1036" style="width:0;height:0" o:hralign="center" o:hrstd="t" o:hr="t" fillcolor="#a0a0a0" stroked="f"/>
+        </w:pict>
+      </w:r>
+    </w:p>
+    <w:p>
+      <w:pPr>
+        <w:pStyle w:val="Ttulo3"/>
+        <w:pBdr>
+          <w:top w:val="single" w:sz="2" w:space="0" w:color="auto"/>
+          <w:left w:val="single" w:sz="2" w:space="0" w:color="auto"/>
+          <w:bottom w:val="single" w:sz="2" w:space="0" w:color="auto"/>
+          <w:right w:val="single" w:sz="2" w:space="0" w:color="auto"/>
+        </w:pBdr>
+        <w:shd w:val="clear" w:color="auto" w:fill="FCFCFC"/>
+        <w:spacing w:line="315" w:lineRule="atLeast"/>
+        <w:rPr>
+          <w:rFonts w:ascii="Inter Fallback" w:hAnsi="Inter Fallback"/>
+          <w:color w:val="070504"/>
+          <w:sz w:val="21"/>
+          <w:szCs w:val="21"/>
+        </w:rPr>
+      </w:pPr>
+      <w:r>
+        <w:rPr>
+          <w:rFonts w:ascii="Inter Fallback" w:hAnsi="Inter Fallback"/>
+          <w:b/>
+          <w:bCs/>
+          <w:color w:val="070504"/>
+          <w:sz w:val="21"/>
+          <w:szCs w:val="21"/>
+        </w:rPr>
+        <w:t>3. SSR ejecutando el código en servidor (causa más común)</w:t>
+      </w:r>
+    </w:p>
+    <w:p>
+      <w:pPr>
+        <w:pStyle w:val="NormalWeb"/>
+        <w:pBdr>
+          <w:top w:val="single" w:sz="2" w:space="0" w:color="auto"/>
+          <w:left w:val="single" w:sz="2" w:space="0" w:color="auto"/>
+          <w:bottom w:val="single" w:sz="2" w:space="0" w:color="auto"/>
+          <w:right w:val="single" w:sz="2" w:space="0" w:color="auto"/>
+        </w:pBdr>
+        <w:shd w:val="clear" w:color="auto" w:fill="FCFCFC"/>
+        <w:spacing w:before="0" w:after="0"/>
+        <w:rPr>
+          <w:rFonts w:ascii="Inter Fallback" w:hAnsi="Inter Fallback"/>
+          <w:color w:val="070504"/>
+          <w:sz w:val="21"/>
+          <w:szCs w:val="21"/>
+        </w:rPr>
+      </w:pPr>
+      <w:proofErr w:type="spellStart"/>
+      <w:r>
+        <w:rPr>
+          <w:rStyle w:val="CdigoHTML"/>
+          <w:rFonts w:ascii="Consolas" w:hAnsi="Consolas"/>
+          <w:color w:val="00CEB9"/>
+          <w:sz w:val="21"/>
+          <w:szCs w:val="21"/>
+          <w:bdr w:val="single" w:sz="2" w:space="0" w:color="auto" w:frame="1"/>
+        </w:rPr>
+        <w:t>isBrowser</w:t>
+      </w:r>
+      <w:proofErr w:type="spellEnd"/>
+      <w:r>
+        <w:rPr>
+          <w:rFonts w:ascii="Inter Fallback" w:hAnsi="Inter Fallback"/>
+          <w:color w:val="070504"/>
+          <w:sz w:val="21"/>
+          <w:szCs w:val="21"/>
+        </w:rPr>
+        <w:t> devuelve </w:t>
+      </w:r>
+      <w:r>
+        <w:rPr>
+          <w:rStyle w:val="CdigoHTML"/>
+          <w:rFonts w:ascii="Consolas" w:hAnsi="Consolas"/>
+          <w:color w:val="00CEB9"/>
+          <w:sz w:val="21"/>
+          <w:szCs w:val="21"/>
+          <w:bdr w:val="single" w:sz="2" w:space="0" w:color="auto" w:frame="1"/>
+        </w:rPr>
+        <w:t>false</w:t>
+      </w:r>
+      <w:r>
+        <w:rPr>
+          <w:rFonts w:ascii="Inter Fallback" w:hAnsi="Inter Fallback"/>
+          <w:color w:val="070504"/>
+          <w:sz w:val="21"/>
+          <w:szCs w:val="21"/>
+        </w:rPr>
+        <w:t> en SSR y el método retorna sin guardar:</w:t>
+      </w:r>
+    </w:p>
+    <w:p>
+      <w:pPr>
+        <w:pStyle w:val="HTMLconformatoprevio"/>
+        <w:pBdr>
+          <w:top w:val="single" w:sz="6" w:space="6" w:color="DCDCDB"/>
+          <w:left w:val="single" w:sz="6" w:space="9" w:color="DCDCDB"/>
+          <w:bottom w:val="single" w:sz="6" w:space="6" w:color="DCDCDB"/>
+          <w:right w:val="single" w:sz="6" w:space="9" w:color="DCDCDB"/>
+        </w:pBdr>
+        <w:shd w:val="clear" w:color="auto" w:fill="FCFCFC"/>
+        <w:rPr>
+          <w:rStyle w:val="CdigoHTML"/>
+          <w:rFonts w:ascii="Consolas" w:hAnsi="Consolas"/>
+          <w:color w:val="161210"/>
+          <w:bdr w:val="single" w:sz="2" w:space="0" w:color="auto" w:frame="1"/>
+        </w:rPr>
+      </w:pPr>
+      <w:proofErr w:type="spellStart"/>
+      <w:proofErr w:type="gramStart"/>
+      <w:r>
+        <w:rPr>
+          <w:rStyle w:val="line"/>
+          <w:rFonts w:ascii="Consolas" w:hAnsi="Consolas"/>
+          <w:color w:val="034CFF"/>
+          <w:bdr w:val="single" w:sz="2" w:space="0" w:color="auto" w:frame="1"/>
+        </w:rPr>
+        <w:t>save</w:t>
+      </w:r>
+      <w:proofErr w:type="spellEnd"/>
+      <w:r>
+        <w:rPr>
+          <w:rStyle w:val="line"/>
+          <w:rFonts w:ascii="Consolas" w:hAnsi="Consolas"/>
+          <w:color w:val="161210"/>
+          <w:bdr w:val="single" w:sz="2" w:space="0" w:color="auto" w:frame="1"/>
+        </w:rPr>
+        <w:t>(</w:t>
+      </w:r>
+      <w:proofErr w:type="spellStart"/>
+      <w:proofErr w:type="gramEnd"/>
+      <w:r>
+        <w:rPr>
+          <w:rStyle w:val="line"/>
+          <w:rFonts w:ascii="Consolas" w:hAnsi="Consolas"/>
+          <w:color w:val="070504"/>
+          <w:bdr w:val="single" w:sz="2" w:space="0" w:color="auto" w:frame="1"/>
+        </w:rPr>
+        <w:t>token</w:t>
+      </w:r>
+      <w:proofErr w:type="spellEnd"/>
+      <w:r>
+        <w:rPr>
+          <w:rStyle w:val="line"/>
+          <w:rFonts w:ascii="Consolas" w:hAnsi="Consolas"/>
+          <w:color w:val="161210"/>
+          <w:bdr w:val="single" w:sz="2" w:space="0" w:color="auto" w:frame="1"/>
+        </w:rPr>
+        <w:t xml:space="preserve">: </w:t>
+      </w:r>
+      <w:proofErr w:type="spellStart"/>
+      <w:r>
+        <w:rPr>
+          <w:rStyle w:val="line"/>
+          <w:rFonts w:ascii="Consolas" w:hAnsi="Consolas"/>
+          <w:color w:val="070504"/>
+          <w:bdr w:val="single" w:sz="2" w:space="0" w:color="auto" w:frame="1"/>
+        </w:rPr>
+        <w:t>string</w:t>
+      </w:r>
+      <w:proofErr w:type="spellEnd"/>
+      <w:r>
+        <w:rPr>
+          <w:rStyle w:val="line"/>
+          <w:rFonts w:ascii="Consolas" w:hAnsi="Consolas"/>
+          <w:color w:val="161210"/>
+          <w:bdr w:val="single" w:sz="2" w:space="0" w:color="auto" w:frame="1"/>
+        </w:rPr>
+        <w:t xml:space="preserve">): </w:t>
+      </w:r>
+      <w:proofErr w:type="spellStart"/>
+      <w:r>
+        <w:rPr>
+          <w:rStyle w:val="line"/>
+          <w:rFonts w:ascii="Consolas" w:hAnsi="Consolas"/>
+          <w:color w:val="161210"/>
+          <w:bdr w:val="single" w:sz="2" w:space="0" w:color="auto" w:frame="1"/>
+        </w:rPr>
+        <w:t>void</w:t>
+      </w:r>
+      <w:proofErr w:type="spellEnd"/>
+      <w:r>
+        <w:rPr>
+          <w:rStyle w:val="line"/>
+          <w:rFonts w:ascii="Consolas" w:hAnsi="Consolas"/>
+          <w:color w:val="161210"/>
+          <w:bdr w:val="single" w:sz="2" w:space="0" w:color="auto" w:frame="1"/>
+        </w:rPr>
+        <w:t xml:space="preserve"> {</w:t>
+      </w:r>
+    </w:p>
+    <w:p>
+      <w:pPr>
+        <w:pStyle w:val="HTMLconformatoprevio"/>
+        <w:pBdr>
+          <w:top w:val="single" w:sz="6" w:space="6" w:color="DCDCDB"/>
+          <w:left w:val="single" w:sz="6" w:space="9" w:color="DCDCDB"/>
+          <w:bottom w:val="single" w:sz="6" w:space="6" w:color="DCDCDB"/>
+          <w:right w:val="single" w:sz="6" w:space="9" w:color="DCDCDB"/>
+        </w:pBdr>
+        <w:shd w:val="clear" w:color="auto" w:fill="FCFCFC"/>
+        <w:rPr>
+          <w:rStyle w:val="CdigoHTML"/>
+          <w:rFonts w:ascii="Consolas" w:hAnsi="Consolas"/>
+          <w:color w:val="161210"/>
+          <w:bdr w:val="single" w:sz="2" w:space="0" w:color="auto" w:frame="1"/>
+        </w:rPr>
+      </w:pPr>
+      <w:r>
+        <w:rPr>
+          <w:rStyle w:val="line"/>
+          <w:rFonts w:ascii="Consolas" w:hAnsi="Consolas"/>
+          <w:color w:val="A753AE"/>
+          <w:bdr w:val="single" w:sz="2" w:space="0" w:color="auto" w:frame="1"/>
+        </w:rPr>
+        <w:t xml:space="preserve">  </w:t>
+      </w:r>
+      <w:proofErr w:type="spellStart"/>
+      <w:r>
+        <w:rPr>
+          <w:rStyle w:val="line"/>
+          <w:rFonts w:ascii="Consolas" w:hAnsi="Consolas"/>
+          <w:color w:val="A753AE"/>
+          <w:bdr w:val="single" w:sz="2" w:space="0" w:color="auto" w:frame="1"/>
+        </w:rPr>
+        <w:t>if</w:t>
+      </w:r>
+      <w:proofErr w:type="spellEnd"/>
+      <w:r>
+        <w:rPr>
+          <w:rStyle w:val="line"/>
+          <w:rFonts w:ascii="Consolas" w:hAnsi="Consolas"/>
+          <w:color w:val="161210"/>
+          <w:bdr w:val="single" w:sz="2" w:space="0" w:color="auto" w:frame="1"/>
+        </w:rPr>
+        <w:t xml:space="preserve"> </w:t>
+      </w:r>
+      <w:proofErr w:type="gramStart"/>
+      <w:r>
+        <w:rPr>
+          <w:rStyle w:val="line"/>
+          <w:rFonts w:ascii="Consolas" w:hAnsi="Consolas"/>
+          <w:color w:val="161210"/>
+          <w:bdr w:val="single" w:sz="2" w:space="0" w:color="auto" w:frame="1"/>
+        </w:rPr>
+        <w:t>(!</w:t>
+      </w:r>
+      <w:proofErr w:type="spellStart"/>
+      <w:r>
+        <w:rPr>
+          <w:rStyle w:val="line"/>
+          <w:rFonts w:ascii="Consolas" w:hAnsi="Consolas"/>
+          <w:color w:val="007B80"/>
+          <w:bdr w:val="single" w:sz="2" w:space="0" w:color="auto" w:frame="1"/>
+        </w:rPr>
+        <w:t>this</w:t>
+      </w:r>
+      <w:proofErr w:type="gramEnd"/>
+      <w:r>
+        <w:rPr>
+          <w:rStyle w:val="line"/>
+          <w:rFonts w:ascii="Consolas" w:hAnsi="Consolas"/>
+          <w:color w:val="161210"/>
+          <w:bdr w:val="single" w:sz="2" w:space="0" w:color="auto" w:frame="1"/>
+        </w:rPr>
+        <w:t>.</w:t>
+      </w:r>
+      <w:r>
+        <w:rPr>
+          <w:rStyle w:val="line"/>
+          <w:rFonts w:ascii="Consolas" w:hAnsi="Consolas"/>
+          <w:color w:val="070504"/>
+          <w:bdr w:val="single" w:sz="2" w:space="0" w:color="auto" w:frame="1"/>
+        </w:rPr>
+        <w:t>isBrowser</w:t>
+      </w:r>
+      <w:proofErr w:type="spellEnd"/>
+      <w:r>
+        <w:rPr>
+          <w:rStyle w:val="line"/>
+          <w:rFonts w:ascii="Consolas" w:hAnsi="Consolas"/>
+          <w:color w:val="161210"/>
+          <w:bdr w:val="single" w:sz="2" w:space="0" w:color="auto" w:frame="1"/>
+        </w:rPr>
+        <w:t xml:space="preserve">) </w:t>
+      </w:r>
+      <w:proofErr w:type="spellStart"/>
+      <w:r>
+        <w:rPr>
+          <w:rStyle w:val="line"/>
+          <w:rFonts w:ascii="Consolas" w:hAnsi="Consolas"/>
+          <w:color w:val="A753AE"/>
+          <w:bdr w:val="single" w:sz="2" w:space="0" w:color="auto" w:frame="1"/>
+        </w:rPr>
+        <w:t>return</w:t>
+      </w:r>
+      <w:proofErr w:type="spellEnd"/>
+      <w:r>
+        <w:rPr>
+          <w:rStyle w:val="line"/>
+          <w:rFonts w:ascii="Consolas" w:hAnsi="Consolas"/>
+          <w:color w:val="161210"/>
+          <w:bdr w:val="single" w:sz="2" w:space="0" w:color="auto" w:frame="1"/>
+        </w:rPr>
+        <w:t xml:space="preserve">;  </w:t>
+      </w:r>
+      <w:r>
+        <w:rPr>
+          <w:rStyle w:val="line"/>
+          <w:rFonts w:ascii="Consolas" w:hAnsi="Consolas"/>
+          <w:color w:val="7A7A7A"/>
+          <w:bdr w:val="single" w:sz="2" w:space="0" w:color="auto" w:frame="1"/>
+        </w:rPr>
+        <w:t>// ← sale aquí si corre en servidor</w:t>
+      </w:r>
+    </w:p>
+    <w:p>
+      <w:pPr>
+        <w:pStyle w:val="HTMLconformatoprevio"/>
+        <w:pBdr>
+          <w:top w:val="single" w:sz="6" w:space="6" w:color="DCDCDB"/>
+          <w:left w:val="single" w:sz="6" w:space="9" w:color="DCDCDB"/>
+          <w:bottom w:val="single" w:sz="6" w:space="6" w:color="DCDCDB"/>
+          <w:right w:val="single" w:sz="6" w:space="9" w:color="DCDCDB"/>
+        </w:pBdr>
+        <w:shd w:val="clear" w:color="auto" w:fill="FCFCFC"/>
+        <w:rPr>
+          <w:rStyle w:val="CdigoHTML"/>
+          <w:rFonts w:ascii="Consolas" w:hAnsi="Consolas"/>
+          <w:color w:val="161210"/>
+          <w:bdr w:val="single" w:sz="2" w:space="0" w:color="auto" w:frame="1"/>
+        </w:rPr>
+      </w:pPr>
+      <w:r>
+        <w:rPr>
+          <w:rStyle w:val="line"/>
+          <w:rFonts w:ascii="Consolas" w:hAnsi="Consolas"/>
+          <w:color w:val="070504"/>
+          <w:bdr w:val="single" w:sz="2" w:space="0" w:color="auto" w:frame="1"/>
+        </w:rPr>
+        <w:t xml:space="preserve">  </w:t>
+      </w:r>
+      <w:proofErr w:type="spellStart"/>
+      <w:r>
+        <w:rPr>
+          <w:rStyle w:val="line"/>
+          <w:rFonts w:ascii="Consolas" w:hAnsi="Consolas"/>
+          <w:color w:val="070504"/>
+          <w:bdr w:val="single" w:sz="2" w:space="0" w:color="auto" w:frame="1"/>
+        </w:rPr>
+        <w:t>localStorage</w:t>
+      </w:r>
+      <w:r>
+        <w:rPr>
+          <w:rStyle w:val="line"/>
+          <w:rFonts w:ascii="Consolas" w:hAnsi="Consolas"/>
+          <w:color w:val="161210"/>
+          <w:bdr w:val="single" w:sz="2" w:space="0" w:color="auto" w:frame="1"/>
+        </w:rPr>
+        <w:t>.</w:t>
+      </w:r>
+      <w:r>
+        <w:rPr>
+          <w:rStyle w:val="line"/>
+          <w:rFonts w:ascii="Consolas" w:hAnsi="Consolas"/>
+          <w:color w:val="034CFF"/>
+          <w:bdr w:val="single" w:sz="2" w:space="0" w:color="auto" w:frame="1"/>
+        </w:rPr>
+        <w:t>setItem</w:t>
+      </w:r>
+      <w:proofErr w:type="spellEnd"/>
+      <w:r>
+        <w:rPr>
+          <w:rStyle w:val="line"/>
+          <w:rFonts w:ascii="Consolas" w:hAnsi="Consolas"/>
+          <w:color w:val="161210"/>
+          <w:bdr w:val="single" w:sz="2" w:space="0" w:color="auto" w:frame="1"/>
+        </w:rPr>
+        <w:t>(</w:t>
+      </w:r>
+      <w:proofErr w:type="spellStart"/>
+      <w:proofErr w:type="gramStart"/>
+      <w:r>
+        <w:rPr>
+          <w:rStyle w:val="line"/>
+          <w:rFonts w:ascii="Consolas" w:hAnsi="Consolas"/>
+          <w:color w:val="007B80"/>
+          <w:bdr w:val="single" w:sz="2" w:space="0" w:color="auto" w:frame="1"/>
+        </w:rPr>
+        <w:t>this</w:t>
+      </w:r>
+      <w:r>
+        <w:rPr>
+          <w:rStyle w:val="line"/>
+          <w:rFonts w:ascii="Consolas" w:hAnsi="Consolas"/>
+          <w:color w:val="161210"/>
+          <w:bdr w:val="single" w:sz="2" w:space="0" w:color="auto" w:frame="1"/>
+        </w:rPr>
+        <w:t>.</w:t>
+      </w:r>
+      <w:r>
+        <w:rPr>
+          <w:rStyle w:val="line"/>
+          <w:rFonts w:ascii="Consolas" w:hAnsi="Consolas"/>
+          <w:color w:val="007B80"/>
+          <w:bdr w:val="single" w:sz="2" w:space="0" w:color="auto" w:frame="1"/>
+        </w:rPr>
+        <w:t>TOKEN</w:t>
+      </w:r>
+      <w:proofErr w:type="gramEnd"/>
+      <w:r>
+        <w:rPr>
+          <w:rStyle w:val="line"/>
+          <w:rFonts w:ascii="Consolas" w:hAnsi="Consolas"/>
+          <w:color w:val="007B80"/>
+          <w:bdr w:val="single" w:sz="2" w:space="0" w:color="auto" w:frame="1"/>
+        </w:rPr>
+        <w:t>_KEY</w:t>
+      </w:r>
+      <w:proofErr w:type="spellEnd"/>
+      <w:r>
+        <w:rPr>
+          <w:rStyle w:val="line"/>
+          <w:rFonts w:ascii="Consolas" w:hAnsi="Consolas"/>
+          <w:color w:val="161210"/>
+          <w:bdr w:val="single" w:sz="2" w:space="0" w:color="auto" w:frame="1"/>
+        </w:rPr>
+        <w:t xml:space="preserve">, </w:t>
+      </w:r>
+      <w:proofErr w:type="spellStart"/>
+      <w:r>
+        <w:rPr>
+          <w:rStyle w:val="line"/>
+          <w:rFonts w:ascii="Consolas" w:hAnsi="Consolas"/>
+          <w:color w:val="070504"/>
+          <w:bdr w:val="single" w:sz="2" w:space="0" w:color="auto" w:frame="1"/>
+        </w:rPr>
+        <w:t>token</w:t>
+      </w:r>
+      <w:proofErr w:type="spellEnd"/>
+      <w:r>
+        <w:rPr>
+          <w:rStyle w:val="line"/>
+          <w:rFonts w:ascii="Consolas" w:hAnsi="Consolas"/>
+          <w:color w:val="161210"/>
+          <w:bdr w:val="single" w:sz="2" w:space="0" w:color="auto" w:frame="1"/>
+        </w:rPr>
+        <w:t>);</w:t>
+      </w:r>
+    </w:p>
+    <w:p>
+      <w:pPr>
+        <w:pStyle w:val="HTMLconformatoprevio"/>
+        <w:pBdr>
+          <w:top w:val="single" w:sz="6" w:space="6" w:color="DCDCDB"/>
+          <w:left w:val="single" w:sz="6" w:space="9" w:color="DCDCDB"/>
+          <w:bottom w:val="single" w:sz="6" w:space="6" w:color="DCDCDB"/>
+          <w:right w:val="single" w:sz="6" w:space="9" w:color="DCDCDB"/>
+        </w:pBdr>
+        <w:shd w:val="clear" w:color="auto" w:fill="FCFCFC"/>
+        <w:rPr>
+          <w:rStyle w:val="CdigoHTML"/>
+          <w:rFonts w:ascii="Consolas" w:hAnsi="Consolas"/>
+          <w:color w:val="161210"/>
+          <w:bdr w:val="single" w:sz="2" w:space="0" w:color="auto" w:frame="1"/>
+        </w:rPr>
+      </w:pPr>
+      <w:r>
+        <w:rPr>
+          <w:rStyle w:val="line"/>
+          <w:rFonts w:ascii="Consolas" w:hAnsi="Consolas"/>
+          <w:color w:val="161210"/>
+          <w:bdr w:val="single" w:sz="2" w:space="0" w:color="auto" w:frame="1"/>
+        </w:rPr>
+        <w:t>}</w:t>
+      </w:r>
+    </w:p>
+    <w:p>
+      <w:pPr>
+        <w:pStyle w:val="NormalWeb"/>
+        <w:pBdr>
+          <w:top w:val="single" w:sz="2" w:space="0" w:color="auto"/>
+          <w:left w:val="single" w:sz="2" w:space="0" w:color="auto"/>
+          <w:bottom w:val="single" w:sz="2" w:space="0" w:color="auto"/>
+          <w:right w:val="single" w:sz="2" w:space="0" w:color="auto"/>
+        </w:pBdr>
+        <w:shd w:val="clear" w:color="auto" w:fill="FCFCFC"/>
+        <w:spacing w:before="0" w:after="0"/>
+        <w:rPr>
+          <w:rFonts w:ascii="Inter Fallback" w:hAnsi="Inter Fallback"/>
+          <w:color w:val="070504"/>
+          <w:sz w:val="21"/>
+          <w:szCs w:val="21"/>
+        </w:rPr>
+      </w:pPr>
+      <w:r>
+        <w:rPr>
+          <w:rFonts w:ascii="Inter Fallback" w:hAnsi="Inter Fallback"/>
+          <w:color w:val="070504"/>
+          <w:sz w:val="21"/>
+          <w:szCs w:val="21"/>
+        </w:rPr>
+        <w:t>Si Angular está en modo SSR/</w:t>
+      </w:r>
+      <w:proofErr w:type="spellStart"/>
+      <w:r>
+        <w:rPr>
+          <w:rFonts w:ascii="Inter Fallback" w:hAnsi="Inter Fallback"/>
+          <w:color w:val="070504"/>
+          <w:sz w:val="21"/>
+          <w:szCs w:val="21"/>
+        </w:rPr>
+        <w:t>prerender</w:t>
+      </w:r>
+      <w:proofErr w:type="spellEnd"/>
+      <w:r>
+        <w:rPr>
+          <w:rFonts w:ascii="Inter Fallback" w:hAnsi="Inter Fallback"/>
+          <w:color w:val="070504"/>
+          <w:sz w:val="21"/>
+          <w:szCs w:val="21"/>
+        </w:rPr>
+        <w:t xml:space="preserve"> y el </w:t>
+      </w:r>
+      <w:proofErr w:type="spellStart"/>
+      <w:r>
+        <w:rPr>
+          <w:rFonts w:ascii="Inter Fallback" w:hAnsi="Inter Fallback"/>
+          <w:color w:val="070504"/>
+          <w:sz w:val="21"/>
+          <w:szCs w:val="21"/>
+        </w:rPr>
+        <w:t>login</w:t>
+      </w:r>
+      <w:proofErr w:type="spellEnd"/>
+      <w:r>
+        <w:rPr>
+          <w:rFonts w:ascii="Inter Fallback" w:hAnsi="Inter Fallback"/>
+          <w:color w:val="070504"/>
+          <w:sz w:val="21"/>
+          <w:szCs w:val="21"/>
+        </w:rPr>
+        <w:t xml:space="preserve"> se ejecuta durante esa fase, el </w:t>
+      </w:r>
+      <w:proofErr w:type="spellStart"/>
+      <w:r>
+        <w:rPr>
+          <w:rFonts w:ascii="Inter Fallback" w:hAnsi="Inter Fallback"/>
+          <w:color w:val="070504"/>
+          <w:sz w:val="21"/>
+          <w:szCs w:val="21"/>
+        </w:rPr>
+        <w:t>token</w:t>
+      </w:r>
+      <w:proofErr w:type="spellEnd"/>
+      <w:r>
+        <w:rPr>
+          <w:rFonts w:ascii="Inter Fallback" w:hAnsi="Inter Fallback"/>
+          <w:color w:val="070504"/>
+          <w:sz w:val="21"/>
+          <w:szCs w:val="21"/>
+        </w:rPr>
+        <w:t xml:space="preserve"> nunca llega a </w:t>
+      </w:r>
+      <w:proofErr w:type="spellStart"/>
+      <w:r>
+        <w:rPr>
+          <w:rStyle w:val="CdigoHTML"/>
+          <w:rFonts w:ascii="Consolas" w:hAnsi="Consolas"/>
+          <w:color w:val="00CEB9"/>
+          <w:sz w:val="21"/>
+          <w:szCs w:val="21"/>
+          <w:bdr w:val="single" w:sz="2" w:space="0" w:color="auto" w:frame="1"/>
+        </w:rPr>
+        <w:t>localStorage</w:t>
+      </w:r>
+      <w:proofErr w:type="spellEnd"/>
+      <w:r>
+        <w:rPr>
+          <w:rFonts w:ascii="Inter Fallback" w:hAnsi="Inter Fallback"/>
+          <w:color w:val="070504"/>
+          <w:sz w:val="21"/>
+          <w:szCs w:val="21"/>
+        </w:rPr>
+        <w:t>. Puedes verificarlo agregando temporalmente:</w:t>
+      </w:r>
+    </w:p>
+    <w:p>
+      <w:pPr>
+        <w:pStyle w:val="HTMLconformatoprevio"/>
+        <w:pBdr>
+          <w:top w:val="single" w:sz="6" w:space="6" w:color="DCDCDB"/>
+          <w:left w:val="single" w:sz="6" w:space="9" w:color="DCDCDB"/>
+          <w:bottom w:val="single" w:sz="6" w:space="6" w:color="DCDCDB"/>
+          <w:right w:val="single" w:sz="6" w:space="9" w:color="DCDCDB"/>
+        </w:pBdr>
+        <w:shd w:val="clear" w:color="auto" w:fill="FCFCFC"/>
+        <w:rPr>
+          <w:rStyle w:val="CdigoHTML"/>
+          <w:rFonts w:ascii="Consolas" w:hAnsi="Consolas"/>
+          <w:color w:val="161210"/>
+          <w:bdr w:val="single" w:sz="2" w:space="0" w:color="auto" w:frame="1"/>
+        </w:rPr>
+      </w:pPr>
+      <w:proofErr w:type="spellStart"/>
+      <w:proofErr w:type="gramStart"/>
+      <w:r>
+        <w:rPr>
+          <w:rStyle w:val="line"/>
+          <w:rFonts w:ascii="Consolas" w:hAnsi="Consolas"/>
+          <w:color w:val="034CFF"/>
+          <w:bdr w:val="single" w:sz="2" w:space="0" w:color="auto" w:frame="1"/>
+        </w:rPr>
+        <w:lastRenderedPageBreak/>
+        <w:t>save</w:t>
+      </w:r>
+      <w:proofErr w:type="spellEnd"/>
+      <w:r>
+        <w:rPr>
+          <w:rStyle w:val="line"/>
+          <w:rFonts w:ascii="Consolas" w:hAnsi="Consolas"/>
+          <w:color w:val="161210"/>
+          <w:bdr w:val="single" w:sz="2" w:space="0" w:color="auto" w:frame="1"/>
+        </w:rPr>
+        <w:t>(</w:t>
+      </w:r>
+      <w:proofErr w:type="spellStart"/>
+      <w:proofErr w:type="gramEnd"/>
+      <w:r>
+        <w:rPr>
+          <w:rStyle w:val="line"/>
+          <w:rFonts w:ascii="Consolas" w:hAnsi="Consolas"/>
+          <w:color w:val="070504"/>
+          <w:bdr w:val="single" w:sz="2" w:space="0" w:color="auto" w:frame="1"/>
+        </w:rPr>
+        <w:t>token</w:t>
+      </w:r>
+      <w:proofErr w:type="spellEnd"/>
+      <w:r>
+        <w:rPr>
+          <w:rStyle w:val="line"/>
+          <w:rFonts w:ascii="Consolas" w:hAnsi="Consolas"/>
+          <w:color w:val="161210"/>
+          <w:bdr w:val="single" w:sz="2" w:space="0" w:color="auto" w:frame="1"/>
+        </w:rPr>
+        <w:t xml:space="preserve">: </w:t>
+      </w:r>
+      <w:proofErr w:type="spellStart"/>
+      <w:r>
+        <w:rPr>
+          <w:rStyle w:val="line"/>
+          <w:rFonts w:ascii="Consolas" w:hAnsi="Consolas"/>
+          <w:color w:val="070504"/>
+          <w:bdr w:val="single" w:sz="2" w:space="0" w:color="auto" w:frame="1"/>
+        </w:rPr>
+        <w:t>string</w:t>
+      </w:r>
+      <w:proofErr w:type="spellEnd"/>
+      <w:r>
+        <w:rPr>
+          <w:rStyle w:val="line"/>
+          <w:rFonts w:ascii="Consolas" w:hAnsi="Consolas"/>
+          <w:color w:val="161210"/>
+          <w:bdr w:val="single" w:sz="2" w:space="0" w:color="auto" w:frame="1"/>
+        </w:rPr>
+        <w:t xml:space="preserve">): </w:t>
+      </w:r>
+      <w:proofErr w:type="spellStart"/>
+      <w:r>
+        <w:rPr>
+          <w:rStyle w:val="line"/>
+          <w:rFonts w:ascii="Consolas" w:hAnsi="Consolas"/>
+          <w:color w:val="161210"/>
+          <w:bdr w:val="single" w:sz="2" w:space="0" w:color="auto" w:frame="1"/>
+        </w:rPr>
+        <w:t>void</w:t>
+      </w:r>
+      <w:proofErr w:type="spellEnd"/>
+      <w:r>
+        <w:rPr>
+          <w:rStyle w:val="line"/>
+          <w:rFonts w:ascii="Consolas" w:hAnsi="Consolas"/>
+          <w:color w:val="161210"/>
+          <w:bdr w:val="single" w:sz="2" w:space="0" w:color="auto" w:frame="1"/>
+        </w:rPr>
+        <w:t xml:space="preserve"> {</w:t>
+      </w:r>
+    </w:p>
+    <w:p>
+      <w:pPr>
+        <w:pStyle w:val="HTMLconformatoprevio"/>
+        <w:pBdr>
+          <w:top w:val="single" w:sz="6" w:space="6" w:color="DCDCDB"/>
+          <w:left w:val="single" w:sz="6" w:space="9" w:color="DCDCDB"/>
+          <w:bottom w:val="single" w:sz="6" w:space="6" w:color="DCDCDB"/>
+          <w:right w:val="single" w:sz="6" w:space="9" w:color="DCDCDB"/>
+        </w:pBdr>
+        <w:shd w:val="clear" w:color="auto" w:fill="FCFCFC"/>
+        <w:rPr>
+          <w:rStyle w:val="CdigoHTML"/>
+          <w:rFonts w:ascii="Consolas" w:hAnsi="Consolas"/>
+          <w:color w:val="161210"/>
+          <w:bdr w:val="single" w:sz="2" w:space="0" w:color="auto" w:frame="1"/>
+        </w:rPr>
+      </w:pPr>
+      <w:r>
+        <w:rPr>
+          <w:rStyle w:val="line"/>
+          <w:rFonts w:ascii="Consolas" w:hAnsi="Consolas"/>
+          <w:color w:val="070504"/>
+          <w:bdr w:val="single" w:sz="2" w:space="0" w:color="auto" w:frame="1"/>
+        </w:rPr>
+        <w:t xml:space="preserve">  </w:t>
+      </w:r>
+      <w:proofErr w:type="gramStart"/>
+      <w:r>
+        <w:rPr>
+          <w:rStyle w:val="line"/>
+          <w:rFonts w:ascii="Consolas" w:hAnsi="Consolas"/>
+          <w:color w:val="070504"/>
+          <w:bdr w:val="single" w:sz="2" w:space="0" w:color="auto" w:frame="1"/>
+        </w:rPr>
+        <w:t>console</w:t>
+      </w:r>
+      <w:r>
+        <w:rPr>
+          <w:rStyle w:val="line"/>
+          <w:rFonts w:ascii="Consolas" w:hAnsi="Consolas"/>
+          <w:color w:val="161210"/>
+          <w:bdr w:val="single" w:sz="2" w:space="0" w:color="auto" w:frame="1"/>
+        </w:rPr>
+        <w:t>.</w:t>
+      </w:r>
+      <w:r>
+        <w:rPr>
+          <w:rStyle w:val="line"/>
+          <w:rFonts w:ascii="Consolas" w:hAnsi="Consolas"/>
+          <w:color w:val="034CFF"/>
+          <w:bdr w:val="single" w:sz="2" w:space="0" w:color="auto" w:frame="1"/>
+        </w:rPr>
+        <w:t>log</w:t>
+      </w:r>
+      <w:r>
+        <w:rPr>
+          <w:rStyle w:val="line"/>
+          <w:rFonts w:ascii="Consolas" w:hAnsi="Consolas"/>
+          <w:color w:val="161210"/>
+          <w:bdr w:val="single" w:sz="2" w:space="0" w:color="auto" w:frame="1"/>
+        </w:rPr>
+        <w:t>(</w:t>
+      </w:r>
+      <w:proofErr w:type="gramEnd"/>
+      <w:r>
+        <w:rPr>
+          <w:rStyle w:val="line"/>
+          <w:rFonts w:ascii="Consolas" w:hAnsi="Consolas"/>
+          <w:color w:val="00CEB9"/>
+          <w:bdr w:val="single" w:sz="2" w:space="0" w:color="auto" w:frame="1"/>
+        </w:rPr>
+        <w:t>'</w:t>
+      </w:r>
+      <w:proofErr w:type="spellStart"/>
+      <w:r>
+        <w:rPr>
+          <w:rStyle w:val="line"/>
+          <w:rFonts w:ascii="Consolas" w:hAnsi="Consolas"/>
+          <w:color w:val="00CEB9"/>
+          <w:bdr w:val="single" w:sz="2" w:space="0" w:color="auto" w:frame="1"/>
+        </w:rPr>
+        <w:t>isBrowser</w:t>
+      </w:r>
+      <w:proofErr w:type="spellEnd"/>
+      <w:r>
+        <w:rPr>
+          <w:rStyle w:val="line"/>
+          <w:rFonts w:ascii="Consolas" w:hAnsi="Consolas"/>
+          <w:color w:val="00CEB9"/>
+          <w:bdr w:val="single" w:sz="2" w:space="0" w:color="auto" w:frame="1"/>
+        </w:rPr>
+        <w:t>:'</w:t>
+      </w:r>
+      <w:r>
+        <w:rPr>
+          <w:rStyle w:val="line"/>
+          <w:rFonts w:ascii="Consolas" w:hAnsi="Consolas"/>
+          <w:color w:val="161210"/>
+          <w:bdr w:val="single" w:sz="2" w:space="0" w:color="auto" w:frame="1"/>
+        </w:rPr>
+        <w:t xml:space="preserve">, </w:t>
+      </w:r>
+      <w:proofErr w:type="spellStart"/>
+      <w:r>
+        <w:rPr>
+          <w:rStyle w:val="line"/>
+          <w:rFonts w:ascii="Consolas" w:hAnsi="Consolas"/>
+          <w:color w:val="007B80"/>
+          <w:bdr w:val="single" w:sz="2" w:space="0" w:color="auto" w:frame="1"/>
+        </w:rPr>
+        <w:t>this</w:t>
+      </w:r>
+      <w:r>
+        <w:rPr>
+          <w:rStyle w:val="line"/>
+          <w:rFonts w:ascii="Consolas" w:hAnsi="Consolas"/>
+          <w:color w:val="161210"/>
+          <w:bdr w:val="single" w:sz="2" w:space="0" w:color="auto" w:frame="1"/>
+        </w:rPr>
+        <w:t>.</w:t>
+      </w:r>
+      <w:r>
+        <w:rPr>
+          <w:rStyle w:val="line"/>
+          <w:rFonts w:ascii="Consolas" w:hAnsi="Consolas"/>
+          <w:color w:val="070504"/>
+          <w:bdr w:val="single" w:sz="2" w:space="0" w:color="auto" w:frame="1"/>
+        </w:rPr>
+        <w:t>isBrowser</w:t>
+      </w:r>
+      <w:proofErr w:type="spellEnd"/>
+      <w:r>
+        <w:rPr>
+          <w:rStyle w:val="line"/>
+          <w:rFonts w:ascii="Consolas" w:hAnsi="Consolas"/>
+          <w:color w:val="161210"/>
+          <w:bdr w:val="single" w:sz="2" w:space="0" w:color="auto" w:frame="1"/>
+        </w:rPr>
+        <w:t xml:space="preserve">, </w:t>
+      </w:r>
+      <w:r>
+        <w:rPr>
+          <w:rStyle w:val="line"/>
+          <w:rFonts w:ascii="Consolas" w:hAnsi="Consolas"/>
+          <w:color w:val="00CEB9"/>
+          <w:bdr w:val="single" w:sz="2" w:space="0" w:color="auto" w:frame="1"/>
+        </w:rPr>
+        <w:t xml:space="preserve">'| </w:t>
+      </w:r>
+      <w:proofErr w:type="spellStart"/>
+      <w:r>
+        <w:rPr>
+          <w:rStyle w:val="line"/>
+          <w:rFonts w:ascii="Consolas" w:hAnsi="Consolas"/>
+          <w:color w:val="00CEB9"/>
+          <w:bdr w:val="single" w:sz="2" w:space="0" w:color="auto" w:frame="1"/>
+        </w:rPr>
+        <w:t>token</w:t>
+      </w:r>
+      <w:proofErr w:type="spellEnd"/>
+      <w:r>
+        <w:rPr>
+          <w:rStyle w:val="line"/>
+          <w:rFonts w:ascii="Consolas" w:hAnsi="Consolas"/>
+          <w:color w:val="00CEB9"/>
+          <w:bdr w:val="single" w:sz="2" w:space="0" w:color="auto" w:frame="1"/>
+        </w:rPr>
+        <w:t>:'</w:t>
+      </w:r>
+      <w:r>
+        <w:rPr>
+          <w:rStyle w:val="line"/>
+          <w:rFonts w:ascii="Consolas" w:hAnsi="Consolas"/>
+          <w:color w:val="161210"/>
+          <w:bdr w:val="single" w:sz="2" w:space="0" w:color="auto" w:frame="1"/>
+        </w:rPr>
+        <w:t xml:space="preserve">, </w:t>
+      </w:r>
+      <w:proofErr w:type="spellStart"/>
+      <w:r>
+        <w:rPr>
+          <w:rStyle w:val="line"/>
+          <w:rFonts w:ascii="Consolas" w:hAnsi="Consolas"/>
+          <w:color w:val="070504"/>
+          <w:bdr w:val="single" w:sz="2" w:space="0" w:color="auto" w:frame="1"/>
+        </w:rPr>
+        <w:t>token</w:t>
+      </w:r>
+      <w:proofErr w:type="spellEnd"/>
+      <w:r>
+        <w:rPr>
+          <w:rStyle w:val="line"/>
+          <w:rFonts w:ascii="Consolas" w:hAnsi="Consolas"/>
+          <w:color w:val="161210"/>
+          <w:bdr w:val="single" w:sz="2" w:space="0" w:color="auto" w:frame="1"/>
+        </w:rPr>
+        <w:t>);</w:t>
+      </w:r>
+    </w:p>
+    <w:p>
+      <w:pPr>
+        <w:pStyle w:val="HTMLconformatoprevio"/>
+        <w:pBdr>
+          <w:top w:val="single" w:sz="6" w:space="6" w:color="DCDCDB"/>
+          <w:left w:val="single" w:sz="6" w:space="9" w:color="DCDCDB"/>
+          <w:bottom w:val="single" w:sz="6" w:space="6" w:color="DCDCDB"/>
+          <w:right w:val="single" w:sz="6" w:space="9" w:color="DCDCDB"/>
+        </w:pBdr>
+        <w:shd w:val="clear" w:color="auto" w:fill="FCFCFC"/>
+        <w:rPr>
+          <w:rStyle w:val="CdigoHTML"/>
+          <w:rFonts w:ascii="Consolas" w:hAnsi="Consolas"/>
+          <w:color w:val="161210"/>
+          <w:bdr w:val="single" w:sz="2" w:space="0" w:color="auto" w:frame="1"/>
+        </w:rPr>
+      </w:pPr>
+      <w:r>
+        <w:rPr>
+          <w:rStyle w:val="line"/>
+          <w:rFonts w:ascii="Consolas" w:hAnsi="Consolas"/>
+          <w:color w:val="A753AE"/>
+          <w:bdr w:val="single" w:sz="2" w:space="0" w:color="auto" w:frame="1"/>
+        </w:rPr>
+        <w:t xml:space="preserve">  </w:t>
+      </w:r>
+      <w:proofErr w:type="spellStart"/>
+      <w:r>
+        <w:rPr>
+          <w:rStyle w:val="line"/>
+          <w:rFonts w:ascii="Consolas" w:hAnsi="Consolas"/>
+          <w:color w:val="A753AE"/>
+          <w:bdr w:val="single" w:sz="2" w:space="0" w:color="auto" w:frame="1"/>
+        </w:rPr>
+        <w:t>if</w:t>
+      </w:r>
+      <w:proofErr w:type="spellEnd"/>
+      <w:r>
+        <w:rPr>
+          <w:rStyle w:val="line"/>
+          <w:rFonts w:ascii="Consolas" w:hAnsi="Consolas"/>
+          <w:color w:val="161210"/>
+          <w:bdr w:val="single" w:sz="2" w:space="0" w:color="auto" w:frame="1"/>
+        </w:rPr>
+        <w:t xml:space="preserve"> </w:t>
+      </w:r>
+      <w:proofErr w:type="gramStart"/>
+      <w:r>
+        <w:rPr>
+          <w:rStyle w:val="line"/>
+          <w:rFonts w:ascii="Consolas" w:hAnsi="Consolas"/>
+          <w:color w:val="161210"/>
+          <w:bdr w:val="single" w:sz="2" w:space="0" w:color="auto" w:frame="1"/>
+        </w:rPr>
+        <w:t>(!</w:t>
+      </w:r>
+      <w:proofErr w:type="spellStart"/>
+      <w:r>
+        <w:rPr>
+          <w:rStyle w:val="line"/>
+          <w:rFonts w:ascii="Consolas" w:hAnsi="Consolas"/>
+          <w:color w:val="007B80"/>
+          <w:bdr w:val="single" w:sz="2" w:space="0" w:color="auto" w:frame="1"/>
+        </w:rPr>
+        <w:t>this</w:t>
+      </w:r>
+      <w:proofErr w:type="gramEnd"/>
+      <w:r>
+        <w:rPr>
+          <w:rStyle w:val="line"/>
+          <w:rFonts w:ascii="Consolas" w:hAnsi="Consolas"/>
+          <w:color w:val="161210"/>
+          <w:bdr w:val="single" w:sz="2" w:space="0" w:color="auto" w:frame="1"/>
+        </w:rPr>
+        <w:t>.</w:t>
+      </w:r>
+      <w:r>
+        <w:rPr>
+          <w:rStyle w:val="line"/>
+          <w:rFonts w:ascii="Consolas" w:hAnsi="Consolas"/>
+          <w:color w:val="070504"/>
+          <w:bdr w:val="single" w:sz="2" w:space="0" w:color="auto" w:frame="1"/>
+        </w:rPr>
+        <w:t>isBrowser</w:t>
+      </w:r>
+      <w:proofErr w:type="spellEnd"/>
+      <w:r>
+        <w:rPr>
+          <w:rStyle w:val="line"/>
+          <w:rFonts w:ascii="Consolas" w:hAnsi="Consolas"/>
+          <w:color w:val="161210"/>
+          <w:bdr w:val="single" w:sz="2" w:space="0" w:color="auto" w:frame="1"/>
+        </w:rPr>
+        <w:t xml:space="preserve">) </w:t>
+      </w:r>
+      <w:proofErr w:type="spellStart"/>
+      <w:r>
+        <w:rPr>
+          <w:rStyle w:val="line"/>
+          <w:rFonts w:ascii="Consolas" w:hAnsi="Consolas"/>
+          <w:color w:val="A753AE"/>
+          <w:bdr w:val="single" w:sz="2" w:space="0" w:color="auto" w:frame="1"/>
+        </w:rPr>
+        <w:t>return</w:t>
+      </w:r>
+      <w:proofErr w:type="spellEnd"/>
+      <w:r>
+        <w:rPr>
+          <w:rStyle w:val="line"/>
+          <w:rFonts w:ascii="Consolas" w:hAnsi="Consolas"/>
+          <w:color w:val="161210"/>
+          <w:bdr w:val="single" w:sz="2" w:space="0" w:color="auto" w:frame="1"/>
+        </w:rPr>
+        <w:t>;</w:t>
+      </w:r>
+    </w:p>
+    <w:p>
+      <w:pPr>
+        <w:pStyle w:val="HTMLconformatoprevio"/>
+        <w:pBdr>
+          <w:top w:val="single" w:sz="6" w:space="6" w:color="DCDCDB"/>
+          <w:left w:val="single" w:sz="6" w:space="9" w:color="DCDCDB"/>
+          <w:bottom w:val="single" w:sz="6" w:space="6" w:color="DCDCDB"/>
+          <w:right w:val="single" w:sz="6" w:space="9" w:color="DCDCDB"/>
+        </w:pBdr>
+        <w:shd w:val="clear" w:color="auto" w:fill="FCFCFC"/>
+        <w:rPr>
+          <w:rStyle w:val="CdigoHTML"/>
+          <w:rFonts w:ascii="Consolas" w:hAnsi="Consolas"/>
+          <w:color w:val="161210"/>
+          <w:bdr w:val="single" w:sz="2" w:space="0" w:color="auto" w:frame="1"/>
+        </w:rPr>
+      </w:pPr>
+      <w:r>
+        <w:rPr>
+          <w:rStyle w:val="line"/>
+          <w:rFonts w:ascii="Consolas" w:hAnsi="Consolas"/>
+          <w:color w:val="070504"/>
+          <w:bdr w:val="single" w:sz="2" w:space="0" w:color="auto" w:frame="1"/>
+        </w:rPr>
+        <w:t xml:space="preserve">  </w:t>
+      </w:r>
+      <w:proofErr w:type="spellStart"/>
+      <w:r>
+        <w:rPr>
+          <w:rStyle w:val="line"/>
+          <w:rFonts w:ascii="Consolas" w:hAnsi="Consolas"/>
+          <w:color w:val="070504"/>
+          <w:bdr w:val="single" w:sz="2" w:space="0" w:color="auto" w:frame="1"/>
+        </w:rPr>
+        <w:t>localStorage</w:t>
+      </w:r>
+      <w:r>
+        <w:rPr>
+          <w:rStyle w:val="line"/>
+          <w:rFonts w:ascii="Consolas" w:hAnsi="Consolas"/>
+          <w:color w:val="161210"/>
+          <w:bdr w:val="single" w:sz="2" w:space="0" w:color="auto" w:frame="1"/>
+        </w:rPr>
+        <w:t>.</w:t>
+      </w:r>
+      <w:r>
+        <w:rPr>
+          <w:rStyle w:val="line"/>
+          <w:rFonts w:ascii="Consolas" w:hAnsi="Consolas"/>
+          <w:color w:val="034CFF"/>
+          <w:bdr w:val="single" w:sz="2" w:space="0" w:color="auto" w:frame="1"/>
+        </w:rPr>
+        <w:t>setItem</w:t>
+      </w:r>
+      <w:proofErr w:type="spellEnd"/>
+      <w:r>
+        <w:rPr>
+          <w:rStyle w:val="line"/>
+          <w:rFonts w:ascii="Consolas" w:hAnsi="Consolas"/>
+          <w:color w:val="161210"/>
+          <w:bdr w:val="single" w:sz="2" w:space="0" w:color="auto" w:frame="1"/>
+        </w:rPr>
+        <w:t>(</w:t>
+      </w:r>
+      <w:proofErr w:type="spellStart"/>
+      <w:proofErr w:type="gramStart"/>
+      <w:r>
+        <w:rPr>
+          <w:rStyle w:val="line"/>
+          <w:rFonts w:ascii="Consolas" w:hAnsi="Consolas"/>
+          <w:color w:val="007B80"/>
+          <w:bdr w:val="single" w:sz="2" w:space="0" w:color="auto" w:frame="1"/>
+        </w:rPr>
+        <w:t>this</w:t>
+      </w:r>
+      <w:r>
+        <w:rPr>
+          <w:rStyle w:val="line"/>
+          <w:rFonts w:ascii="Consolas" w:hAnsi="Consolas"/>
+          <w:color w:val="161210"/>
+          <w:bdr w:val="single" w:sz="2" w:space="0" w:color="auto" w:frame="1"/>
+        </w:rPr>
+        <w:t>.</w:t>
+      </w:r>
+      <w:r>
+        <w:rPr>
+          <w:rStyle w:val="line"/>
+          <w:rFonts w:ascii="Consolas" w:hAnsi="Consolas"/>
+          <w:color w:val="007B80"/>
+          <w:bdr w:val="single" w:sz="2" w:space="0" w:color="auto" w:frame="1"/>
+        </w:rPr>
+        <w:t>TOKEN</w:t>
+      </w:r>
+      <w:proofErr w:type="gramEnd"/>
+      <w:r>
+        <w:rPr>
+          <w:rStyle w:val="line"/>
+          <w:rFonts w:ascii="Consolas" w:hAnsi="Consolas"/>
+          <w:color w:val="007B80"/>
+          <w:bdr w:val="single" w:sz="2" w:space="0" w:color="auto" w:frame="1"/>
+        </w:rPr>
+        <w:t>_KEY</w:t>
+      </w:r>
+      <w:proofErr w:type="spellEnd"/>
+      <w:r>
+        <w:rPr>
+          <w:rStyle w:val="line"/>
+          <w:rFonts w:ascii="Consolas" w:hAnsi="Consolas"/>
+          <w:color w:val="161210"/>
+          <w:bdr w:val="single" w:sz="2" w:space="0" w:color="auto" w:frame="1"/>
+        </w:rPr>
+        <w:t xml:space="preserve">, </w:t>
+      </w:r>
+      <w:proofErr w:type="spellStart"/>
+      <w:r>
+        <w:rPr>
+          <w:rStyle w:val="line"/>
+          <w:rFonts w:ascii="Consolas" w:hAnsi="Consolas"/>
+          <w:color w:val="070504"/>
+          <w:bdr w:val="single" w:sz="2" w:space="0" w:color="auto" w:frame="1"/>
+        </w:rPr>
+        <w:t>token</w:t>
+      </w:r>
+      <w:proofErr w:type="spellEnd"/>
+      <w:r>
+        <w:rPr>
+          <w:rStyle w:val="line"/>
+          <w:rFonts w:ascii="Consolas" w:hAnsi="Consolas"/>
+          <w:color w:val="161210"/>
+          <w:bdr w:val="single" w:sz="2" w:space="0" w:color="auto" w:frame="1"/>
+        </w:rPr>
+        <w:t>);</w:t>
+      </w:r>
+    </w:p>
+    <w:p>
+      <w:pPr>
+        <w:pStyle w:val="HTMLconformatoprevio"/>
+        <w:pBdr>
+          <w:top w:val="single" w:sz="6" w:space="6" w:color="DCDCDB"/>
+          <w:left w:val="single" w:sz="6" w:space="9" w:color="DCDCDB"/>
+          <w:bottom w:val="single" w:sz="6" w:space="6" w:color="DCDCDB"/>
+          <w:right w:val="single" w:sz="6" w:space="9" w:color="DCDCDB"/>
+        </w:pBdr>
+        <w:shd w:val="clear" w:color="auto" w:fill="FCFCFC"/>
+        <w:rPr>
+          <w:rStyle w:val="CdigoHTML"/>
+          <w:rFonts w:ascii="Consolas" w:hAnsi="Consolas"/>
+          <w:color w:val="161210"/>
+          <w:bdr w:val="single" w:sz="2" w:space="0" w:color="auto" w:frame="1"/>
+        </w:rPr>
+      </w:pPr>
+      <w:r>
+        <w:rPr>
+          <w:rStyle w:val="line"/>
+          <w:rFonts w:ascii="Consolas" w:hAnsi="Consolas"/>
+          <w:color w:val="161210"/>
+          <w:bdr w:val="single" w:sz="2" w:space="0" w:color="auto" w:frame="1"/>
+        </w:rPr>
+        <w:t>}</w:t>
+      </w:r>
+    </w:p>
+    <w:p>
+      <w:pPr>
+        <w:rPr>
+          <w:rFonts w:ascii="Times New Roman" w:hAnsi="Times New Roman"/>
+          <w:sz w:val="24"/>
+          <w:szCs w:val="24"/>
+        </w:rPr>
+      </w:pPr>
+      <w:r>
+        <w:pict>
+          <v:rect id="_x0000_i1037" style="width:0;height:0" o:hralign="center" o:hrstd="t" o:hr="t" fillcolor="#a0a0a0" stroked="f"/>
+        </w:pict>
+      </w:r>
+    </w:p>
+    <w:p>
+      <w:pPr>
+        <w:pStyle w:val="Ttulo3"/>
+        <w:pBdr>
+          <w:top w:val="single" w:sz="2" w:space="0" w:color="auto"/>
+          <w:left w:val="single" w:sz="2" w:space="0" w:color="auto"/>
+          <w:bottom w:val="single" w:sz="2" w:space="0" w:color="auto"/>
+          <w:right w:val="single" w:sz="2" w:space="0" w:color="auto"/>
+        </w:pBdr>
+        <w:shd w:val="clear" w:color="auto" w:fill="FCFCFC"/>
+        <w:spacing w:before="0" w:line="315" w:lineRule="atLeast"/>
+        <w:rPr>
+          <w:rFonts w:ascii="Inter Fallback" w:hAnsi="Inter Fallback"/>
+          <w:color w:val="070504"/>
+          <w:sz w:val="21"/>
+          <w:szCs w:val="21"/>
+        </w:rPr>
+      </w:pPr>
+      <w:r>
+        <w:rPr>
+          <w:rFonts w:ascii="Inter Fallback" w:hAnsi="Inter Fallback"/>
+          <w:b/>
+          <w:bCs/>
+          <w:color w:val="070504"/>
+          <w:sz w:val="21"/>
+          <w:szCs w:val="21"/>
+        </w:rPr>
+        <w:t>4. </w:t>
+      </w:r>
+      <w:proofErr w:type="spellStart"/>
+      <w:r>
+        <w:rPr>
+          <w:rStyle w:val="CdigoHTML"/>
+          <w:rFonts w:ascii="Consolas" w:eastAsiaTheme="majorEastAsia" w:hAnsi="Consolas"/>
+          <w:b/>
+          <w:bCs/>
+          <w:color w:val="00CEB9"/>
+          <w:sz w:val="21"/>
+          <w:szCs w:val="21"/>
+          <w:bdr w:val="single" w:sz="2" w:space="0" w:color="auto" w:frame="1"/>
+        </w:rPr>
+        <w:t>localStorage.clear</w:t>
+      </w:r>
+      <w:proofErr w:type="spellEnd"/>
+      <w:r>
+        <w:rPr>
+          <w:rStyle w:val="CdigoHTML"/>
+          <w:rFonts w:ascii="Consolas" w:eastAsiaTheme="majorEastAsia" w:hAnsi="Consolas"/>
+          <w:b/>
+          <w:bCs/>
+          <w:color w:val="00CEB9"/>
+          <w:sz w:val="21"/>
+          <w:szCs w:val="21"/>
+          <w:bdr w:val="single" w:sz="2" w:space="0" w:color="auto" w:frame="1"/>
+        </w:rPr>
+        <w:t>()</w:t>
+      </w:r>
+      <w:r>
+        <w:rPr>
+          <w:rFonts w:ascii="Inter Fallback" w:hAnsi="Inter Fallback"/>
+          <w:b/>
+          <w:bCs/>
+          <w:color w:val="070504"/>
+          <w:sz w:val="21"/>
+          <w:szCs w:val="21"/>
+        </w:rPr>
+        <w:t> borrando todo</w:t>
+      </w:r>
+    </w:p>
+    <w:p>
+      <w:pPr>
+        <w:pStyle w:val="NormalWeb"/>
+        <w:pBdr>
+          <w:top w:val="single" w:sz="2" w:space="0" w:color="auto"/>
+          <w:left w:val="single" w:sz="2" w:space="0" w:color="auto"/>
+          <w:bottom w:val="single" w:sz="2" w:space="0" w:color="auto"/>
+          <w:right w:val="single" w:sz="2" w:space="0" w:color="auto"/>
+        </w:pBdr>
+        <w:shd w:val="clear" w:color="auto" w:fill="FCFCFC"/>
+        <w:spacing w:before="0" w:after="0"/>
+        <w:rPr>
+          <w:rFonts w:ascii="Inter Fallback" w:hAnsi="Inter Fallback"/>
+          <w:color w:val="070504"/>
+          <w:sz w:val="21"/>
+          <w:szCs w:val="21"/>
+        </w:rPr>
+      </w:pPr>
+      <w:r>
+        <w:rPr>
+          <w:rFonts w:ascii="Inter Fallback" w:hAnsi="Inter Fallback"/>
+          <w:color w:val="070504"/>
+          <w:sz w:val="21"/>
+          <w:szCs w:val="21"/>
+        </w:rPr>
+        <w:t>El método </w:t>
+      </w:r>
+      <w:proofErr w:type="spellStart"/>
+      <w:proofErr w:type="gramStart"/>
+      <w:r>
+        <w:rPr>
+          <w:rStyle w:val="CdigoHTML"/>
+          <w:rFonts w:ascii="Consolas" w:hAnsi="Consolas"/>
+          <w:color w:val="00CEB9"/>
+          <w:sz w:val="21"/>
+          <w:szCs w:val="21"/>
+          <w:bdr w:val="single" w:sz="2" w:space="0" w:color="auto" w:frame="1"/>
+        </w:rPr>
+        <w:t>clear</w:t>
+      </w:r>
+      <w:proofErr w:type="spellEnd"/>
+      <w:r>
+        <w:rPr>
+          <w:rStyle w:val="CdigoHTML"/>
+          <w:rFonts w:ascii="Consolas" w:hAnsi="Consolas"/>
+          <w:color w:val="00CEB9"/>
+          <w:sz w:val="21"/>
+          <w:szCs w:val="21"/>
+          <w:bdr w:val="single" w:sz="2" w:space="0" w:color="auto" w:frame="1"/>
+        </w:rPr>
+        <w:t>(</w:t>
+      </w:r>
+      <w:proofErr w:type="gramEnd"/>
+      <w:r>
+        <w:rPr>
+          <w:rStyle w:val="CdigoHTML"/>
+          <w:rFonts w:ascii="Consolas" w:hAnsi="Consolas"/>
+          <w:color w:val="00CEB9"/>
+          <w:sz w:val="21"/>
+          <w:szCs w:val="21"/>
+          <w:bdr w:val="single" w:sz="2" w:space="0" w:color="auto" w:frame="1"/>
+        </w:rPr>
+        <w:t>)</w:t>
+      </w:r>
+      <w:r>
+        <w:rPr>
+          <w:rFonts w:ascii="Inter Fallback" w:hAnsi="Inter Fallback"/>
+          <w:color w:val="070504"/>
+          <w:sz w:val="21"/>
+          <w:szCs w:val="21"/>
+        </w:rPr>
+        <w:t> usa </w:t>
+      </w:r>
+      <w:proofErr w:type="spellStart"/>
+      <w:r>
+        <w:rPr>
+          <w:rStyle w:val="CdigoHTML"/>
+          <w:rFonts w:ascii="Consolas" w:hAnsi="Consolas"/>
+          <w:color w:val="00CEB9"/>
+          <w:sz w:val="21"/>
+          <w:szCs w:val="21"/>
+          <w:bdr w:val="single" w:sz="2" w:space="0" w:color="auto" w:frame="1"/>
+        </w:rPr>
+        <w:t>localStorage.clear</w:t>
+      </w:r>
+      <w:proofErr w:type="spellEnd"/>
+      <w:r>
+        <w:rPr>
+          <w:rStyle w:val="CdigoHTML"/>
+          <w:rFonts w:ascii="Consolas" w:hAnsi="Consolas"/>
+          <w:color w:val="00CEB9"/>
+          <w:sz w:val="21"/>
+          <w:szCs w:val="21"/>
+          <w:bdr w:val="single" w:sz="2" w:space="0" w:color="auto" w:frame="1"/>
+        </w:rPr>
+        <w:t>()</w:t>
+      </w:r>
+      <w:r>
+        <w:rPr>
+          <w:rFonts w:ascii="Inter Fallback" w:hAnsi="Inter Fallback"/>
+          <w:color w:val="070504"/>
+          <w:sz w:val="21"/>
+          <w:szCs w:val="21"/>
+        </w:rPr>
+        <w:t> que </w:t>
+      </w:r>
+      <w:r>
+        <w:rPr>
+          <w:rStyle w:val="Textoennegrita"/>
+          <w:rFonts w:ascii="Inter Fallback" w:hAnsi="Inter Fallback"/>
+          <w:b w:val="0"/>
+          <w:bCs w:val="0"/>
+          <w:color w:val="070504"/>
+          <w:sz w:val="21"/>
+          <w:szCs w:val="21"/>
+          <w:bdr w:val="single" w:sz="2" w:space="0" w:color="auto" w:frame="1"/>
+        </w:rPr>
+        <w:t>borra absolutamente todo</w:t>
+      </w:r>
+      <w:r>
+        <w:rPr>
+          <w:rFonts w:ascii="Inter Fallback" w:hAnsi="Inter Fallback"/>
+          <w:color w:val="070504"/>
+          <w:sz w:val="21"/>
+          <w:szCs w:val="21"/>
+        </w:rPr>
+        <w:t xml:space="preserve"> el </w:t>
+      </w:r>
+      <w:proofErr w:type="spellStart"/>
+      <w:r>
+        <w:rPr>
+          <w:rFonts w:ascii="Inter Fallback" w:hAnsi="Inter Fallback"/>
+          <w:color w:val="070504"/>
+          <w:sz w:val="21"/>
+          <w:szCs w:val="21"/>
+        </w:rPr>
+        <w:t>storage</w:t>
+      </w:r>
+      <w:proofErr w:type="spellEnd"/>
+      <w:r>
+        <w:rPr>
+          <w:rFonts w:ascii="Inter Fallback" w:hAnsi="Inter Fallback"/>
+          <w:color w:val="070504"/>
+          <w:sz w:val="21"/>
+          <w:szCs w:val="21"/>
+        </w:rPr>
+        <w:t xml:space="preserve">, no solo el </w:t>
+      </w:r>
+      <w:proofErr w:type="spellStart"/>
+      <w:r>
+        <w:rPr>
+          <w:rFonts w:ascii="Inter Fallback" w:hAnsi="Inter Fallback"/>
+          <w:color w:val="070504"/>
+          <w:sz w:val="21"/>
+          <w:szCs w:val="21"/>
+        </w:rPr>
+        <w:t>token</w:t>
+      </w:r>
+      <w:proofErr w:type="spellEnd"/>
+      <w:r>
+        <w:rPr>
+          <w:rFonts w:ascii="Inter Fallback" w:hAnsi="Inter Fallback"/>
+          <w:color w:val="070504"/>
+          <w:sz w:val="21"/>
+          <w:szCs w:val="21"/>
+        </w:rPr>
+        <w:t>. Si algo llama a </w:t>
+      </w:r>
+      <w:proofErr w:type="spellStart"/>
+      <w:proofErr w:type="gramStart"/>
+      <w:r>
+        <w:rPr>
+          <w:rStyle w:val="CdigoHTML"/>
+          <w:rFonts w:ascii="Consolas" w:hAnsi="Consolas"/>
+          <w:color w:val="00CEB9"/>
+          <w:sz w:val="21"/>
+          <w:szCs w:val="21"/>
+          <w:bdr w:val="single" w:sz="2" w:space="0" w:color="auto" w:frame="1"/>
+        </w:rPr>
+        <w:t>clear</w:t>
+      </w:r>
+      <w:proofErr w:type="spellEnd"/>
+      <w:r>
+        <w:rPr>
+          <w:rStyle w:val="CdigoHTML"/>
+          <w:rFonts w:ascii="Consolas" w:hAnsi="Consolas"/>
+          <w:color w:val="00CEB9"/>
+          <w:sz w:val="21"/>
+          <w:szCs w:val="21"/>
+          <w:bdr w:val="single" w:sz="2" w:space="0" w:color="auto" w:frame="1"/>
+        </w:rPr>
+        <w:t>(</w:t>
+      </w:r>
+      <w:proofErr w:type="gramEnd"/>
+      <w:r>
+        <w:rPr>
+          <w:rStyle w:val="CdigoHTML"/>
+          <w:rFonts w:ascii="Consolas" w:hAnsi="Consolas"/>
+          <w:color w:val="00CEB9"/>
+          <w:sz w:val="21"/>
+          <w:szCs w:val="21"/>
+          <w:bdr w:val="single" w:sz="2" w:space="0" w:color="auto" w:frame="1"/>
+        </w:rPr>
+        <w:t>)</w:t>
+      </w:r>
+      <w:r>
+        <w:rPr>
+          <w:rFonts w:ascii="Inter Fallback" w:hAnsi="Inter Fallback"/>
+          <w:color w:val="070504"/>
+          <w:sz w:val="21"/>
+          <w:szCs w:val="21"/>
+        </w:rPr>
+        <w:t xml:space="preserve"> después de guardar, el </w:t>
+      </w:r>
+      <w:proofErr w:type="spellStart"/>
+      <w:r>
+        <w:rPr>
+          <w:rFonts w:ascii="Inter Fallback" w:hAnsi="Inter Fallback"/>
+          <w:color w:val="070504"/>
+          <w:sz w:val="21"/>
+          <w:szCs w:val="21"/>
+        </w:rPr>
+        <w:t>token</w:t>
+      </w:r>
+      <w:proofErr w:type="spellEnd"/>
+      <w:r>
+        <w:rPr>
+          <w:rFonts w:ascii="Inter Fallback" w:hAnsi="Inter Fallback"/>
+          <w:color w:val="070504"/>
+          <w:sz w:val="21"/>
+          <w:szCs w:val="21"/>
+        </w:rPr>
+        <w:t xml:space="preserve"> desaparece.</w:t>
+      </w:r>
+    </w:p>
+    <w:p>
+      <w:pPr>
+        <w:pStyle w:val="NormalWeb"/>
+        <w:pBdr>
+          <w:top w:val="single" w:sz="2" w:space="0" w:color="auto"/>
+          <w:left w:val="single" w:sz="2" w:space="0" w:color="auto"/>
+          <w:bottom w:val="single" w:sz="2" w:space="0" w:color="auto"/>
+          <w:right w:val="single" w:sz="2" w:space="0" w:color="auto"/>
+        </w:pBdr>
+        <w:shd w:val="clear" w:color="auto" w:fill="FCFCFC"/>
+        <w:rPr>
+          <w:rFonts w:ascii="Inter Fallback" w:hAnsi="Inter Fallback"/>
+          <w:color w:val="070504"/>
+          <w:sz w:val="21"/>
+          <w:szCs w:val="21"/>
+        </w:rPr>
+      </w:pPr>
+      <w:r>
+        <w:rPr>
+          <w:rFonts w:ascii="Inter Fallback" w:hAnsi="Inter Fallback"/>
+          <w:color w:val="070504"/>
+          <w:sz w:val="21"/>
+          <w:szCs w:val="21"/>
+        </w:rPr>
+        <w:t>La versión comentada lo hacía correctamente:</w:t>
+      </w:r>
+    </w:p>
+    <w:p>
+      <w:pPr>
+        <w:pStyle w:val="HTMLconformatoprevio"/>
+        <w:pBdr>
+          <w:top w:val="single" w:sz="6" w:space="6" w:color="DCDCDB"/>
+          <w:left w:val="single" w:sz="6" w:space="9" w:color="DCDCDB"/>
+          <w:bottom w:val="single" w:sz="6" w:space="6" w:color="DCDCDB"/>
+          <w:right w:val="single" w:sz="6" w:space="9" w:color="DCDCDB"/>
+        </w:pBdr>
+        <w:shd w:val="clear" w:color="auto" w:fill="FCFCFC"/>
+        <w:rPr>
+          <w:rStyle w:val="CdigoHTML"/>
+          <w:rFonts w:ascii="Consolas" w:hAnsi="Consolas"/>
+          <w:color w:val="161210"/>
+          <w:bdr w:val="single" w:sz="2" w:space="0" w:color="auto" w:frame="1"/>
+        </w:rPr>
+      </w:pPr>
+      <w:r>
+        <w:rPr>
+          <w:rStyle w:val="line"/>
+          <w:rFonts w:ascii="Consolas" w:hAnsi="Consolas"/>
+          <w:color w:val="7A7A7A"/>
+          <w:bdr w:val="single" w:sz="2" w:space="0" w:color="auto" w:frame="1"/>
+        </w:rPr>
+        <w:t>// Versión correcta (comentada):</w:t>
+      </w:r>
+    </w:p>
+    <w:p>
+      <w:pPr>
+        <w:pStyle w:val="HTMLconformatoprevio"/>
+        <w:pBdr>
+          <w:top w:val="single" w:sz="6" w:space="6" w:color="DCDCDB"/>
+          <w:left w:val="single" w:sz="6" w:space="9" w:color="DCDCDB"/>
+          <w:bottom w:val="single" w:sz="6" w:space="6" w:color="DCDCDB"/>
+          <w:right w:val="single" w:sz="6" w:space="9" w:color="DCDCDB"/>
+        </w:pBdr>
+        <w:shd w:val="clear" w:color="auto" w:fill="FCFCFC"/>
+        <w:rPr>
+          <w:rStyle w:val="CdigoHTML"/>
+          <w:rFonts w:ascii="Consolas" w:hAnsi="Consolas"/>
+          <w:color w:val="161210"/>
+          <w:bdr w:val="single" w:sz="2" w:space="0" w:color="auto" w:frame="1"/>
+        </w:rPr>
+      </w:pPr>
+      <w:proofErr w:type="spellStart"/>
+      <w:r>
+        <w:rPr>
+          <w:rStyle w:val="line"/>
+          <w:rFonts w:ascii="Consolas" w:hAnsi="Consolas"/>
+          <w:color w:val="070504"/>
+          <w:bdr w:val="single" w:sz="2" w:space="0" w:color="auto" w:frame="1"/>
+        </w:rPr>
+        <w:t>localStorage</w:t>
+      </w:r>
+      <w:r>
+        <w:rPr>
+          <w:rStyle w:val="line"/>
+          <w:rFonts w:ascii="Consolas" w:hAnsi="Consolas"/>
+          <w:color w:val="161210"/>
+          <w:bdr w:val="single" w:sz="2" w:space="0" w:color="auto" w:frame="1"/>
+        </w:rPr>
+        <w:t>.</w:t>
+      </w:r>
+      <w:r>
+        <w:rPr>
+          <w:rStyle w:val="line"/>
+          <w:rFonts w:ascii="Consolas" w:hAnsi="Consolas"/>
+          <w:color w:val="034CFF"/>
+          <w:bdr w:val="single" w:sz="2" w:space="0" w:color="auto" w:frame="1"/>
+        </w:rPr>
+        <w:t>removeItem</w:t>
+      </w:r>
+      <w:proofErr w:type="spellEnd"/>
+      <w:r>
+        <w:rPr>
+          <w:rStyle w:val="line"/>
+          <w:rFonts w:ascii="Consolas" w:hAnsi="Consolas"/>
+          <w:color w:val="161210"/>
+          <w:bdr w:val="single" w:sz="2" w:space="0" w:color="auto" w:frame="1"/>
+        </w:rPr>
+        <w:t>(</w:t>
+      </w:r>
+      <w:proofErr w:type="spellStart"/>
+      <w:proofErr w:type="gramStart"/>
+      <w:r>
+        <w:rPr>
+          <w:rStyle w:val="line"/>
+          <w:rFonts w:ascii="Consolas" w:hAnsi="Consolas"/>
+          <w:color w:val="007B80"/>
+          <w:bdr w:val="single" w:sz="2" w:space="0" w:color="auto" w:frame="1"/>
+        </w:rPr>
+        <w:t>this</w:t>
+      </w:r>
+      <w:r>
+        <w:rPr>
+          <w:rStyle w:val="line"/>
+          <w:rFonts w:ascii="Consolas" w:hAnsi="Consolas"/>
+          <w:color w:val="161210"/>
+          <w:bdr w:val="single" w:sz="2" w:space="0" w:color="auto" w:frame="1"/>
+        </w:rPr>
+        <w:t>.</w:t>
+      </w:r>
+      <w:r>
+        <w:rPr>
+          <w:rStyle w:val="line"/>
+          <w:rFonts w:ascii="Consolas" w:hAnsi="Consolas"/>
+          <w:color w:val="007B80"/>
+          <w:bdr w:val="single" w:sz="2" w:space="0" w:color="auto" w:frame="1"/>
+        </w:rPr>
+        <w:t>TOKEN</w:t>
+      </w:r>
+      <w:proofErr w:type="gramEnd"/>
+      <w:r>
+        <w:rPr>
+          <w:rStyle w:val="line"/>
+          <w:rFonts w:ascii="Consolas" w:hAnsi="Consolas"/>
+          <w:color w:val="007B80"/>
+          <w:bdr w:val="single" w:sz="2" w:space="0" w:color="auto" w:frame="1"/>
+        </w:rPr>
+        <w:t>_KEY</w:t>
+      </w:r>
+      <w:proofErr w:type="spellEnd"/>
+      <w:r>
+        <w:rPr>
+          <w:rStyle w:val="line"/>
+          <w:rFonts w:ascii="Consolas" w:hAnsi="Consolas"/>
+          <w:color w:val="161210"/>
+          <w:bdr w:val="single" w:sz="2" w:space="0" w:color="auto" w:frame="1"/>
+        </w:rPr>
+        <w:t>);</w:t>
+      </w:r>
+    </w:p>
+    <w:p>
+      <w:pPr>
+        <w:pStyle w:val="HTMLconformatoprevio"/>
+        <w:pBdr>
+          <w:top w:val="single" w:sz="6" w:space="6" w:color="DCDCDB"/>
+          <w:left w:val="single" w:sz="6" w:space="9" w:color="DCDCDB"/>
+          <w:bottom w:val="single" w:sz="6" w:space="6" w:color="DCDCDB"/>
+          <w:right w:val="single" w:sz="6" w:space="9" w:color="DCDCDB"/>
+        </w:pBdr>
+        <w:shd w:val="clear" w:color="auto" w:fill="FCFCFC"/>
+        <w:rPr>
+          <w:rStyle w:val="CdigoHTML"/>
+          <w:rFonts w:ascii="Consolas" w:hAnsi="Consolas"/>
+          <w:color w:val="161210"/>
+          <w:bdr w:val="single" w:sz="2" w:space="0" w:color="auto" w:frame="1"/>
+        </w:rPr>
+      </w:pPr>
+      <w:proofErr w:type="spellStart"/>
+      <w:r>
+        <w:rPr>
+          <w:rStyle w:val="line"/>
+          <w:rFonts w:ascii="Consolas" w:hAnsi="Consolas"/>
+          <w:color w:val="070504"/>
+          <w:bdr w:val="single" w:sz="2" w:space="0" w:color="auto" w:frame="1"/>
+        </w:rPr>
+        <w:t>localStorage</w:t>
+      </w:r>
+      <w:r>
+        <w:rPr>
+          <w:rStyle w:val="line"/>
+          <w:rFonts w:ascii="Consolas" w:hAnsi="Consolas"/>
+          <w:color w:val="161210"/>
+          <w:bdr w:val="single" w:sz="2" w:space="0" w:color="auto" w:frame="1"/>
+        </w:rPr>
+        <w:t>.</w:t>
+      </w:r>
+      <w:r>
+        <w:rPr>
+          <w:rStyle w:val="line"/>
+          <w:rFonts w:ascii="Consolas" w:hAnsi="Consolas"/>
+          <w:color w:val="034CFF"/>
+          <w:bdr w:val="single" w:sz="2" w:space="0" w:color="auto" w:frame="1"/>
+        </w:rPr>
+        <w:t>removeItem</w:t>
+      </w:r>
+      <w:proofErr w:type="spellEnd"/>
+      <w:r>
+        <w:rPr>
+          <w:rStyle w:val="line"/>
+          <w:rFonts w:ascii="Consolas" w:hAnsi="Consolas"/>
+          <w:color w:val="161210"/>
+          <w:bdr w:val="single" w:sz="2" w:space="0" w:color="auto" w:frame="1"/>
+        </w:rPr>
+        <w:t>(</w:t>
+      </w:r>
+      <w:proofErr w:type="spellStart"/>
+      <w:r>
+        <w:rPr>
+          <w:rStyle w:val="line"/>
+          <w:rFonts w:ascii="Consolas" w:hAnsi="Consolas"/>
+          <w:color w:val="007B80"/>
+          <w:bdr w:val="single" w:sz="2" w:space="0" w:color="auto" w:frame="1"/>
+        </w:rPr>
+        <w:t>this</w:t>
+      </w:r>
+      <w:r>
+        <w:rPr>
+          <w:rStyle w:val="line"/>
+          <w:rFonts w:ascii="Consolas" w:hAnsi="Consolas"/>
+          <w:color w:val="161210"/>
+          <w:bdr w:val="single" w:sz="2" w:space="0" w:color="auto" w:frame="1"/>
+        </w:rPr>
+        <w:t>.</w:t>
+      </w:r>
+      <w:r>
+        <w:rPr>
+          <w:rStyle w:val="line"/>
+          <w:rFonts w:ascii="Consolas" w:hAnsi="Consolas"/>
+          <w:color w:val="007B80"/>
+          <w:bdr w:val="single" w:sz="2" w:space="0" w:color="auto" w:frame="1"/>
+        </w:rPr>
+        <w:t>USER_KEY</w:t>
+      </w:r>
+      <w:proofErr w:type="spellEnd"/>
+      <w:r>
+        <w:rPr>
+          <w:rStyle w:val="line"/>
+          <w:rFonts w:ascii="Consolas" w:hAnsi="Consolas"/>
+          <w:color w:val="161210"/>
+          <w:bdr w:val="single" w:sz="2" w:space="0" w:color="auto" w:frame="1"/>
+        </w:rPr>
+        <w:t>);</w:t>
+      </w:r>
+    </w:p>
+    <w:p>
+      <w:pPr>
+        <w:pStyle w:val="HTMLconformatoprevio"/>
+        <w:pBdr>
+          <w:top w:val="single" w:sz="6" w:space="6" w:color="DCDCDB"/>
+          <w:left w:val="single" w:sz="6" w:space="9" w:color="DCDCDB"/>
+          <w:bottom w:val="single" w:sz="6" w:space="6" w:color="DCDCDB"/>
+          <w:right w:val="single" w:sz="6" w:space="9" w:color="DCDCDB"/>
+        </w:pBdr>
+        <w:shd w:val="clear" w:color="auto" w:fill="FCFCFC"/>
+        <w:rPr>
+          <w:rStyle w:val="CdigoHTML"/>
+          <w:rFonts w:ascii="Consolas" w:hAnsi="Consolas"/>
+          <w:color w:val="161210"/>
+          <w:bdr w:val="single" w:sz="2" w:space="0" w:color="auto" w:frame="1"/>
+        </w:rPr>
+      </w:pPr>
+    </w:p>
+    <w:p>
+      <w:pPr>
+        <w:pStyle w:val="HTMLconformatoprevio"/>
+        <w:pBdr>
+          <w:top w:val="single" w:sz="6" w:space="6" w:color="DCDCDB"/>
+          <w:left w:val="single" w:sz="6" w:space="9" w:color="DCDCDB"/>
+          <w:bottom w:val="single" w:sz="6" w:space="6" w:color="DCDCDB"/>
+          <w:right w:val="single" w:sz="6" w:space="9" w:color="DCDCDB"/>
+        </w:pBdr>
+        <w:shd w:val="clear" w:color="auto" w:fill="FCFCFC"/>
+        <w:rPr>
+          <w:rStyle w:val="CdigoHTML"/>
+          <w:rFonts w:ascii="Consolas" w:hAnsi="Consolas"/>
+          <w:color w:val="161210"/>
+          <w:bdr w:val="single" w:sz="2" w:space="0" w:color="auto" w:frame="1"/>
+        </w:rPr>
+      </w:pPr>
+      <w:r>
+        <w:rPr>
+          <w:rStyle w:val="line"/>
+          <w:rFonts w:ascii="Consolas" w:hAnsi="Consolas"/>
+          <w:color w:val="7A7A7A"/>
+          <w:bdr w:val="single" w:sz="2" w:space="0" w:color="auto" w:frame="1"/>
+        </w:rPr>
+        <w:t>// Versión actual (peligrosa):</w:t>
+      </w:r>
+    </w:p>
+    <w:p>
+      <w:pPr>
+        <w:pStyle w:val="HTMLconformatoprevio"/>
+        <w:pBdr>
+          <w:top w:val="single" w:sz="6" w:space="6" w:color="DCDCDB"/>
+          <w:left w:val="single" w:sz="6" w:space="9" w:color="DCDCDB"/>
+          <w:bottom w:val="single" w:sz="6" w:space="6" w:color="DCDCDB"/>
+          <w:right w:val="single" w:sz="6" w:space="9" w:color="DCDCDB"/>
+        </w:pBdr>
+        <w:shd w:val="clear" w:color="auto" w:fill="FCFCFC"/>
+        <w:rPr>
+          <w:rFonts w:ascii="Consolas" w:hAnsi="Consolas"/>
+          <w:color w:val="161210"/>
+        </w:rPr>
+      </w:pPr>
+      <w:proofErr w:type="spellStart"/>
+      <w:r>
+        <w:rPr>
+          <w:rStyle w:val="line"/>
+          <w:rFonts w:ascii="Consolas" w:hAnsi="Consolas"/>
+          <w:color w:val="070504"/>
+          <w:bdr w:val="single" w:sz="2" w:space="0" w:color="auto" w:frame="1"/>
+        </w:rPr>
+        <w:t>localStorage</w:t>
+      </w:r>
+      <w:r>
+        <w:rPr>
+          <w:rStyle w:val="line"/>
+          <w:rFonts w:ascii="Consolas" w:hAnsi="Consolas"/>
+          <w:color w:val="161210"/>
+          <w:bdr w:val="single" w:sz="2" w:space="0" w:color="auto" w:frame="1"/>
+        </w:rPr>
+        <w:t>.</w:t>
+      </w:r>
+      <w:r>
+        <w:rPr>
+          <w:rStyle w:val="line"/>
+          <w:rFonts w:ascii="Consolas" w:hAnsi="Consolas"/>
+          <w:color w:val="034CFF"/>
+          <w:bdr w:val="single" w:sz="2" w:space="0" w:color="auto" w:frame="1"/>
+        </w:rPr>
+        <w:t>clear</w:t>
+      </w:r>
+      <w:proofErr w:type="spellEnd"/>
+      <w:r>
+        <w:rPr>
+          <w:rStyle w:val="line"/>
+          <w:rFonts w:ascii="Consolas" w:hAnsi="Consolas"/>
+          <w:color w:val="161210"/>
+          <w:bdr w:val="single" w:sz="2" w:space="0" w:color="auto" w:frame="1"/>
+        </w:rPr>
+        <w:t xml:space="preserve">(); </w:t>
+      </w:r>
+      <w:r>
+        <w:rPr>
+          <w:rStyle w:val="line"/>
+          <w:rFonts w:ascii="Consolas" w:hAnsi="Consolas"/>
+          <w:color w:val="7A7A7A"/>
+          <w:bdr w:val="single" w:sz="2" w:space="0" w:color="auto" w:frame="1"/>
+        </w:rPr>
+        <w:t>// ← borra todo</w:t>
+      </w:r>
+    </w:p>
+    <w:p>
       <w:bookmarkStart w:id="0" w:name="_GoBack"/>
       <w:bookmarkEnd w:id="0"/>
     </w:p>
     <w:sectPr>
+      <w:footerReference w:type="default" r:id="rId7"/>
       <w:pgSz w:w="12240" w:h="15840"/>
       <w:pgMar w:top="1417" w:right="1701" w:bottom="1417" w:left="1701" w:header="708" w:footer="708" w:gutter="0"/>
       <w:cols w:space="708"/>
@@ -8642,6 +11207,86 @@
     </w:sectPr>
   </w:body>
 </w:document>
+</file>
+
+<file path=word/endnotes.xml><?xml version="1.0" encoding="utf-8"?>
+<w:endnotes xmlns:wpc="http://schemas.microsoft.com/office/word/2010/wordprocessingCanvas" xmlns:cx="http://schemas.microsoft.com/office/drawing/2014/chartex" xmlns:mc="http://schemas.openxmlformats.org/markup-compatibility/2006" xmlns:o="urn:schemas-microsoft-com:office:office" xmlns:r="http://schemas.openxmlformats.org/officeDocument/2006/relationships" xmlns:m="http://schemas.openxmlformats.org/officeDocument/2006/math" xmlns:v="urn:schemas-microsoft-com:vml" xmlns:wp14="http://schemas.microsoft.com/office/word/2010/wordprocessingDrawing" xmlns:wp="http://schemas.openxmlformats.org/drawingml/2006/wordprocessingDrawing" xmlns:w10="urn:schemas-microsoft-com:office:word" xmlns:w="http://schemas.openxmlformats.org/wordprocessingml/2006/main" xmlns:w14="http://schemas.microsoft.com/office/word/2010/wordml" xmlns:w15="http://schemas.microsoft.com/office/word/2012/wordml" xmlns:w16se="http://schemas.microsoft.com/office/word/2015/wordml/symex" xmlns:wpg="http://schemas.microsoft.com/office/word/2010/wordprocessingGroup" xmlns:wpi="http://schemas.microsoft.com/office/word/2010/wordprocessingInk" xmlns:wne="http://schemas.microsoft.com/office/word/2006/wordml" xmlns:wps="http://schemas.microsoft.com/office/word/2010/wordprocessingShape" mc:Ignorable="w14 w15 w16se wp14">
+  <w:endnote w:type="separator" w:id="-1">
+    <w:p>
+      <w:pPr>
+        <w:spacing w:after="0" w:line="240" w:lineRule="auto"/>
+      </w:pPr>
+      <w:r>
+        <w:separator/>
+      </w:r>
+    </w:p>
+  </w:endnote>
+  <w:endnote w:type="continuationSeparator" w:id="0">
+    <w:p>
+      <w:pPr>
+        <w:spacing w:after="0" w:line="240" w:lineRule="auto"/>
+      </w:pPr>
+      <w:r>
+        <w:continuationSeparator/>
+      </w:r>
+    </w:p>
+  </w:endnote>
+</w:endnotes>
+</file>
+
+<file path=word/footer1.xml><?xml version="1.0" encoding="utf-8"?>
+<w:ftr xmlns:wpc="http://schemas.microsoft.com/office/word/2010/wordprocessingCanvas" xmlns:cx="http://schemas.microsoft.com/office/drawing/2014/chartex" xmlns:mc="http://schemas.openxmlformats.org/markup-compatibility/2006" xmlns:o="urn:schemas-microsoft-com:office:office" xmlns:r="http://schemas.openxmlformats.org/officeDocument/2006/relationships" xmlns:m="http://schemas.openxmlformats.org/officeDocument/2006/math" xmlns:v="urn:schemas-microsoft-com:vml" xmlns:wp14="http://schemas.microsoft.com/office/word/2010/wordprocessingDrawing" xmlns:wp="http://schemas.openxmlformats.org/drawingml/2006/wordprocessingDrawing" xmlns:w10="urn:schemas-microsoft-com:office:word" xmlns:w="http://schemas.openxmlformats.org/wordprocessingml/2006/main" xmlns:w14="http://schemas.microsoft.com/office/word/2010/wordml" xmlns:w15="http://schemas.microsoft.com/office/word/2012/wordml" xmlns:w16se="http://schemas.microsoft.com/office/word/2015/wordml/symex" xmlns:wpg="http://schemas.microsoft.com/office/word/2010/wordprocessingGroup" xmlns:wpi="http://schemas.microsoft.com/office/word/2010/wordprocessingInk" xmlns:wne="http://schemas.microsoft.com/office/word/2006/wordml" xmlns:wps="http://schemas.microsoft.com/office/word/2010/wordprocessingShape" mc:Ignorable="w14 w15 w16se wp14">
+  <w:p>
+    <w:pPr>
+      <w:pStyle w:val="Piedepgina"/>
+    </w:pPr>
+  </w:p>
+  <w:p>
+    <w:pPr>
+      <w:pStyle w:val="Piedepgina"/>
+    </w:pPr>
+  </w:p>
+  <w:p>
+    <w:pPr>
+      <w:pStyle w:val="Piedepgina"/>
+    </w:pPr>
+  </w:p>
+  <w:p>
+    <w:pPr>
+      <w:pStyle w:val="Piedepgina"/>
+    </w:pPr>
+  </w:p>
+  <w:p>
+    <w:pPr>
+      <w:pStyle w:val="Piedepgina"/>
+    </w:pPr>
+  </w:p>
+</w:ftr>
+</file>
+
+<file path=word/footnotes.xml><?xml version="1.0" encoding="utf-8"?>
+<w:footnotes xmlns:wpc="http://schemas.microsoft.com/office/word/2010/wordprocessingCanvas" xmlns:cx="http://schemas.microsoft.com/office/drawing/2014/chartex" xmlns:mc="http://schemas.openxmlformats.org/markup-compatibility/2006" xmlns:o="urn:schemas-microsoft-com:office:office" xmlns:r="http://schemas.openxmlformats.org/officeDocument/2006/relationships" xmlns:m="http://schemas.openxmlformats.org/officeDocument/2006/math" xmlns:v="urn:schemas-microsoft-com:vml" xmlns:wp14="http://schemas.microsoft.com/office/word/2010/wordprocessingDrawing" xmlns:wp="http://schemas.openxmlformats.org/drawingml/2006/wordprocessingDrawing" xmlns:w10="urn:schemas-microsoft-com:office:word" xmlns:w="http://schemas.openxmlformats.org/wordprocessingml/2006/main" xmlns:w14="http://schemas.microsoft.com/office/word/2010/wordml" xmlns:w15="http://schemas.microsoft.com/office/word/2012/wordml" xmlns:w16se="http://schemas.microsoft.com/office/word/2015/wordml/symex" xmlns:wpg="http://schemas.microsoft.com/office/word/2010/wordprocessingGroup" xmlns:wpi="http://schemas.microsoft.com/office/word/2010/wordprocessingInk" xmlns:wne="http://schemas.microsoft.com/office/word/2006/wordml" xmlns:wps="http://schemas.microsoft.com/office/word/2010/wordprocessingShape" mc:Ignorable="w14 w15 w16se wp14">
+  <w:footnote w:type="separator" w:id="-1">
+    <w:p>
+      <w:pPr>
+        <w:spacing w:after="0" w:line="240" w:lineRule="auto"/>
+      </w:pPr>
+      <w:r>
+        <w:separator/>
+      </w:r>
+    </w:p>
+  </w:footnote>
+  <w:footnote w:type="continuationSeparator" w:id="0">
+    <w:p>
+      <w:pPr>
+        <w:spacing w:after="0" w:line="240" w:lineRule="auto"/>
+      </w:pPr>
+      <w:r>
+        <w:continuationSeparator/>
+      </w:r>
+    </w:p>
+  </w:footnote>
+</w:footnotes>
 </file>
 
 <file path=word/numbering.xml><?xml version="1.0" encoding="utf-8"?>
@@ -9331,6 +11976,29 @@
       <w:lang w:eastAsia="es-CL"/>
     </w:rPr>
   </w:style>
+  <w:style w:type="paragraph" w:styleId="Ttulo3">
+    <w:name w:val="heading 3"/>
+    <w:basedOn w:val="Normal"/>
+    <w:next w:val="Normal"/>
+    <w:link w:val="Ttulo3Car"/>
+    <w:uiPriority w:val="9"/>
+    <w:semiHidden/>
+    <w:unhideWhenUsed/>
+    <w:qFormat/>
+    <w:rsid w:val="004C044D"/>
+    <w:pPr>
+      <w:keepNext/>
+      <w:keepLines/>
+      <w:spacing w:before="40" w:after="0"/>
+      <w:outlineLvl w:val="2"/>
+    </w:pPr>
+    <w:rPr>
+      <w:rFonts w:asciiTheme="majorHAnsi" w:eastAsiaTheme="majorEastAsia" w:hAnsiTheme="majorHAnsi" w:cstheme="majorBidi"/>
+      <w:color w:val="1F4D78" w:themeColor="accent1" w:themeShade="7F"/>
+      <w:sz w:val="24"/>
+      <w:szCs w:val="24"/>
+    </w:rPr>
+  </w:style>
   <w:style w:type="character" w:default="1" w:styleId="Fuentedeprrafopredeter">
     <w:name w:val="Default Paragraph Font"/>
     <w:uiPriority w:val="1"/>
@@ -9467,6 +12135,64 @@
     <w:rPr>
       <w:b/>
       <w:bCs/>
+    </w:rPr>
+  </w:style>
+  <w:style w:type="paragraph" w:styleId="Encabezado">
+    <w:name w:val="header"/>
+    <w:basedOn w:val="Normal"/>
+    <w:link w:val="EncabezadoCar"/>
+    <w:uiPriority w:val="99"/>
+    <w:unhideWhenUsed/>
+    <w:rsid w:val="004C044D"/>
+    <w:pPr>
+      <w:tabs>
+        <w:tab w:val="center" w:pos="4419"/>
+        <w:tab w:val="right" w:pos="8838"/>
+      </w:tabs>
+      <w:spacing w:after="0" w:line="240" w:lineRule="auto"/>
+    </w:pPr>
+  </w:style>
+  <w:style w:type="character" w:customStyle="1" w:styleId="EncabezadoCar">
+    <w:name w:val="Encabezado Car"/>
+    <w:basedOn w:val="Fuentedeprrafopredeter"/>
+    <w:link w:val="Encabezado"/>
+    <w:uiPriority w:val="99"/>
+    <w:rsid w:val="004C044D"/>
+  </w:style>
+  <w:style w:type="paragraph" w:styleId="Piedepgina">
+    <w:name w:val="footer"/>
+    <w:basedOn w:val="Normal"/>
+    <w:link w:val="PiedepginaCar"/>
+    <w:uiPriority w:val="99"/>
+    <w:unhideWhenUsed/>
+    <w:rsid w:val="004C044D"/>
+    <w:pPr>
+      <w:tabs>
+        <w:tab w:val="center" w:pos="4419"/>
+        <w:tab w:val="right" w:pos="8838"/>
+      </w:tabs>
+      <w:spacing w:after="0" w:line="240" w:lineRule="auto"/>
+    </w:pPr>
+  </w:style>
+  <w:style w:type="character" w:customStyle="1" w:styleId="PiedepginaCar">
+    <w:name w:val="Pie de página Car"/>
+    <w:basedOn w:val="Fuentedeprrafopredeter"/>
+    <w:link w:val="Piedepgina"/>
+    <w:uiPriority w:val="99"/>
+    <w:rsid w:val="004C044D"/>
+  </w:style>
+  <w:style w:type="character" w:customStyle="1" w:styleId="Ttulo3Car">
+    <w:name w:val="Título 3 Car"/>
+    <w:basedOn w:val="Fuentedeprrafopredeter"/>
+    <w:link w:val="Ttulo3"/>
+    <w:uiPriority w:val="9"/>
+    <w:semiHidden/>
+    <w:rsid w:val="004C044D"/>
+    <w:rPr>
+      <w:rFonts w:asciiTheme="majorHAnsi" w:eastAsiaTheme="majorEastAsia" w:hAnsiTheme="majorHAnsi" w:cstheme="majorBidi"/>
+      <w:color w:val="1F4D78" w:themeColor="accent1" w:themeShade="7F"/>
+      <w:sz w:val="24"/>
+      <w:szCs w:val="24"/>
     </w:rPr>
   </w:style>
 </w:styles>
